--- a/2.requirement analysis/Solution Requirements.docx
+++ b/2.requirement analysis/Solution Requirements.docx
@@ -4,7 +4,7 @@
   <w:body>
     <w:p>
       <w:pPr>
-        <w:pStyle w:val="736"/>
+        <w:pStyle w:val="920"/>
         <w:pBdr/>
         <w:spacing/>
         <w:ind/>
@@ -53,17 +53,29 @@
           <w:sz w:val="20"/>
         </w:rPr>
       </w:r>
-    </w:p>
-    <w:p>
-      <w:pPr>
-        <w:pBdr/>
-        <w:spacing w:before="98"/>
-        <w:ind/>
+      <w:r>
         <w:rPr>
           <w:b/>
           <w:sz w:val="20"/>
         </w:rPr>
-      </w:pPr>
+      </w:r>
+    </w:p>
+    <w:p>
+      <w:pPr>
+        <w:pBdr/>
+        <w:spacing w:before="98"/>
+        <w:ind/>
+        <w:rPr>
+          <w:b/>
+          <w:sz w:val="20"/>
+        </w:rPr>
+      </w:pPr>
+      <w:r>
+        <w:rPr>
+          <w:b/>
+          <w:sz w:val="20"/>
+        </w:rPr>
+      </w:r>
       <w:r>
         <w:rPr>
           <w:b/>
@@ -111,7 +123,7 @@
           </w:tcPr>
           <w:p>
             <w:pPr>
-              <w:pStyle w:val="743"/>
+              <w:pStyle w:val="927"/>
               <w:pBdr/>
               <w:spacing w:before="77"/>
               <w:ind w:left="109"/>
@@ -137,6 +149,13 @@
                 <w:sz w:val="24"/>
               </w:rPr>
             </w:r>
+            <w:r>
+              <w:rPr>
+                <w:rFonts w:ascii="Times New Roman"/>
+                <w:b/>
+                <w:sz w:val="24"/>
+              </w:rPr>
+            </w:r>
           </w:p>
         </w:tc>
         <w:tc>
@@ -146,7 +165,7 @@
           </w:tcPr>
           <w:p>
             <w:pPr>
-              <w:pStyle w:val="743"/>
+              <w:pStyle w:val="927"/>
               <w:pBdr/>
               <w:spacing w:before="77"/>
               <w:ind w:left="114"/>
@@ -159,8 +178,16 @@
               <w:rPr>
                 <w:rFonts w:ascii="Times New Roman"/>
                 <w:sz w:val="24"/>
+                <w:lang w:val="en-IN"/>
               </w:rPr>
-              <w:t xml:space="preserve">15 March </w:t>
+              <w:t xml:space="preserve">03 July</w:t>
+            </w:r>
+            <w:r>
+              <w:rPr>
+                <w:rFonts w:ascii="Times New Roman"/>
+                <w:sz w:val="24"/>
+              </w:rPr>
+              <w:t xml:space="preserve"> </w:t>
             </w:r>
             <w:r>
               <w:rPr>
@@ -169,6 +196,12 @@
                 <w:sz w:val="24"/>
               </w:rPr>
               <w:t xml:space="preserve">2026</w:t>
+            </w:r>
+            <w:r>
+              <w:rPr>
+                <w:rFonts w:ascii="Times New Roman"/>
+                <w:sz w:val="24"/>
+              </w:rPr>
             </w:r>
             <w:r>
               <w:rPr>
@@ -190,7 +223,7 @@
           </w:tcPr>
           <w:p>
             <w:pPr>
-              <w:pStyle w:val="743"/>
+              <w:pStyle w:val="927"/>
               <w:pBdr/>
               <w:spacing w:before="80"/>
               <w:ind w:left="109"/>
@@ -234,6 +267,13 @@
                 <w:sz w:val="24"/>
               </w:rPr>
             </w:r>
+            <w:r>
+              <w:rPr>
+                <w:rFonts w:ascii="Times New Roman"/>
+                <w:b/>
+                <w:sz w:val="24"/>
+              </w:rPr>
+            </w:r>
           </w:p>
         </w:tc>
         <w:tc>
@@ -243,7 +283,7 @@
           </w:tcPr>
           <w:p>
             <w:pPr>
-              <w:pStyle w:val="743"/>
+              <w:pStyle w:val="927"/>
               <w:pBdr/>
               <w:spacing w:before="80"/>
               <w:ind w:left="114"/>
@@ -266,6 +306,12 @@
                 <w:sz w:val="24"/>
               </w:rPr>
             </w:r>
+            <w:r>
+              <w:rPr>
+                <w:rFonts w:ascii="Times New Roman"/>
+                <w:sz w:val="24"/>
+              </w:rPr>
+            </w:r>
           </w:p>
         </w:tc>
       </w:tr>
@@ -280,7 +326,7 @@
           </w:tcPr>
           <w:p>
             <w:pPr>
-              <w:pStyle w:val="743"/>
+              <w:pStyle w:val="927"/>
               <w:pBdr/>
               <w:spacing w:before="82"/>
               <w:ind w:left="109"/>
@@ -323,6 +369,13 @@
                 <w:sz w:val="24"/>
               </w:rPr>
             </w:r>
+            <w:r>
+              <w:rPr>
+                <w:rFonts w:ascii="Times New Roman"/>
+                <w:b/>
+                <w:sz w:val="24"/>
+              </w:rPr>
+            </w:r>
           </w:p>
         </w:tc>
         <w:tc>
@@ -332,7 +385,7 @@
           </w:tcPr>
           <w:p>
             <w:pPr>
-              <w:pStyle w:val="743"/>
+              <w:pStyle w:val="927"/>
               <w:pBdr/>
               <w:spacing w:before="82"/>
               <w:ind w:left="114"/>
@@ -356,7 +409,7 @@
           </w:p>
           <w:p>
             <w:pPr>
-              <w:pStyle w:val="743"/>
+              <w:pStyle w:val="927"/>
               <w:pBdr/>
               <w:spacing w:before="82"/>
               <w:ind w:left="114"/>
@@ -369,6 +422,12 @@
               <w:rPr>
                 <w:rFonts w:ascii="Times New Roman"/>
                 <w:spacing w:val="-2"/>
+                <w:sz w:val="24"/>
+              </w:rPr>
+            </w:r>
+            <w:r>
+              <w:rPr>
+                <w:rFonts w:ascii="Times New Roman"/>
                 <w:sz w:val="24"/>
               </w:rPr>
             </w:r>
@@ -392,7 +451,7 @@
           </w:tcPr>
           <w:p>
             <w:pPr>
-              <w:pStyle w:val="743"/>
+              <w:pStyle w:val="927"/>
               <w:pBdr/>
               <w:spacing w:before="84"/>
               <w:ind w:left="109"/>
@@ -426,6 +485,13 @@
                 <w:sz w:val="24"/>
               </w:rPr>
             </w:r>
+            <w:r>
+              <w:rPr>
+                <w:rFonts w:ascii="Times New Roman"/>
+                <w:b/>
+                <w:sz w:val="24"/>
+              </w:rPr>
+            </w:r>
           </w:p>
         </w:tc>
         <w:tc>
@@ -435,7 +501,7 @@
           </w:tcPr>
           <w:p>
             <w:pPr>
-              <w:pStyle w:val="743"/>
+              <w:pStyle w:val="927"/>
               <w:pBdr/>
               <w:spacing w:before="84"/>
               <w:ind w:left="114"/>
@@ -465,6 +531,12 @@
                 <w:sz w:val="24"/>
               </w:rPr>
             </w:r>
+            <w:r>
+              <w:rPr>
+                <w:rFonts w:ascii="Times New Roman"/>
+                <w:sz w:val="24"/>
+              </w:rPr>
+            </w:r>
           </w:p>
         </w:tc>
       </w:tr>
@@ -478,6 +550,11 @@
           <w:b/>
         </w:rPr>
       </w:pPr>
+      <w:r>
+        <w:rPr>
+          <w:b/>
+        </w:rPr>
+      </w:r>
       <w:r>
         <w:rPr>
           <w:b/>
@@ -508,10 +585,15 @@
           <w:b/>
         </w:rPr>
       </w:r>
+      <w:r>
+        <w:rPr>
+          <w:b/>
+        </w:rPr>
+      </w:r>
     </w:p>
     <w:p>
       <w:pPr>
-        <w:pStyle w:val="737"/>
+        <w:pStyle w:val="921"/>
         <w:pBdr/>
         <w:spacing/>
         <w:ind/>
@@ -580,10 +662,15 @@
           <w:b/>
         </w:rPr>
       </w:r>
+      <w:r>
+        <w:rPr>
+          <w:b/>
+        </w:rPr>
+      </w:r>
     </w:p>
     <w:p>
       <w:pPr>
-        <w:pStyle w:val="741"/>
+        <w:pStyle w:val="925"/>
         <w:pBdr/>
         <w:spacing w:line="276" w:lineRule="auto"/>
         <w:ind w:right="130"/>
@@ -722,7 +809,7 @@
     </w:p>
     <w:p>
       <w:pPr>
-        <w:pStyle w:val="742"/>
+        <w:pStyle w:val="926"/>
         <w:numPr>
           <w:ilvl w:val="0"/>
           <w:numId w:val="1"/>
@@ -853,7 +940,7 @@
     </w:p>
     <w:p>
       <w:pPr>
-        <w:pStyle w:val="742"/>
+        <w:pStyle w:val="926"/>
         <w:numPr>
           <w:ilvl w:val="0"/>
           <w:numId w:val="1"/>
@@ -993,7 +1080,7 @@
     </w:p>
     <w:p>
       <w:pPr>
-        <w:pStyle w:val="741"/>
+        <w:pStyle w:val="925"/>
         <w:pBdr/>
         <w:spacing w:before="240"/>
         <w:ind/>
@@ -1118,7 +1205,7 @@
     </w:p>
     <w:p>
       <w:pPr>
-        <w:pStyle w:val="737"/>
+        <w:pStyle w:val="921"/>
         <w:pBdr/>
         <w:spacing/>
         <w:ind/>
@@ -1194,10 +1281,16 @@
           <w:sz w:val="6"/>
         </w:rPr>
       </w:r>
+      <w:r>
+        <w:rPr>
+          <w:b/>
+          <w:sz w:val="6"/>
+        </w:rPr>
+      </w:r>
     </w:p>
     <w:p>
       <w:pPr>
-        <w:pStyle w:val="737"/>
+        <w:pStyle w:val="921"/>
         <w:pBdr/>
         <w:spacing w:before="17"/>
         <w:ind/>
@@ -1208,7 +1301,7 @@
     </w:p>
     <w:tbl>
       <w:tblPr>
-        <w:tblStyle w:val="744"/>
+        <w:tblStyle w:val="928"/>
         <w:tblW w:w="0" w:type="auto"/>
         <w:tblBorders/>
         <w:tblLook w:val="04A0" w:firstRow="1" w:lastRow="0" w:firstColumn="1" w:lastColumn="0" w:noHBand="0" w:noVBand="1"/>
@@ -1233,7 +1326,7 @@
           </w:tcPr>
           <w:p>
             <w:pPr>
-              <w:pStyle w:val="737"/>
+              <w:pStyle w:val="921"/>
               <w:pBdr/>
               <w:spacing w:before="17"/>
               <w:ind/>
@@ -1257,7 +1350,7 @@
           </w:tcPr>
           <w:p>
             <w:pPr>
-              <w:pStyle w:val="737"/>
+              <w:pStyle w:val="921"/>
               <w:pBdr/>
               <w:spacing w:before="17"/>
               <w:ind/>
@@ -1281,7 +1374,7 @@
           </w:tcPr>
           <w:p>
             <w:pPr>
-              <w:pStyle w:val="737"/>
+              <w:pStyle w:val="921"/>
               <w:pBdr/>
               <w:spacing w:before="17"/>
               <w:ind/>
@@ -1305,7 +1398,7 @@
           </w:tcPr>
           <w:p>
             <w:pPr>
-              <w:pStyle w:val="737"/>
+              <w:pStyle w:val="921"/>
               <w:pBdr/>
               <w:spacing w:before="17"/>
               <w:ind/>
@@ -1332,7 +1425,7 @@
           </w:tcPr>
           <w:p>
             <w:pPr>
-              <w:pStyle w:val="737"/>
+              <w:pStyle w:val="921"/>
               <w:pBdr/>
               <w:spacing w:before="17"/>
               <w:ind/>
@@ -1356,7 +1449,7 @@
           </w:tcPr>
           <w:p>
             <w:pPr>
-              <w:pStyle w:val="737"/>
+              <w:pStyle w:val="921"/>
               <w:pBdr/>
               <w:spacing w:before="17"/>
               <w:ind/>
@@ -1380,7 +1473,7 @@
           </w:tcPr>
           <w:p>
             <w:pPr>
-              <w:pStyle w:val="737"/>
+              <w:pStyle w:val="921"/>
               <w:pBdr/>
               <w:spacing w:before="17"/>
               <w:ind/>
@@ -1404,7 +1497,7 @@
           </w:tcPr>
           <w:p>
             <w:pPr>
-              <w:pStyle w:val="737"/>
+              <w:pStyle w:val="921"/>
               <w:pBdr/>
               <w:spacing w:before="17"/>
               <w:ind/>
@@ -1431,7 +1524,7 @@
           </w:tcPr>
           <w:p>
             <w:pPr>
-              <w:pStyle w:val="737"/>
+              <w:pStyle w:val="921"/>
               <w:pBdr/>
               <w:spacing w:before="17"/>
               <w:ind/>
@@ -1455,7 +1548,7 @@
           </w:tcPr>
           <w:p>
             <w:pPr>
-              <w:pStyle w:val="737"/>
+              <w:pStyle w:val="921"/>
               <w:pBdr/>
               <w:spacing w:before="17"/>
               <w:ind/>
@@ -1479,7 +1572,7 @@
           </w:tcPr>
           <w:p>
             <w:pPr>
-              <w:pStyle w:val="737"/>
+              <w:pStyle w:val="921"/>
               <w:pBdr/>
               <w:spacing w:before="17"/>
               <w:ind/>
@@ -1503,7 +1596,7 @@
           </w:tcPr>
           <w:p>
             <w:pPr>
-              <w:pStyle w:val="737"/>
+              <w:pStyle w:val="921"/>
               <w:pBdr/>
               <w:spacing w:before="17"/>
               <w:ind/>
@@ -1530,7 +1623,7 @@
           </w:tcPr>
           <w:p>
             <w:pPr>
-              <w:pStyle w:val="737"/>
+              <w:pStyle w:val="921"/>
               <w:pBdr/>
               <w:spacing w:before="17"/>
               <w:ind/>
@@ -1554,7 +1647,7 @@
           </w:tcPr>
           <w:p>
             <w:pPr>
-              <w:pStyle w:val="737"/>
+              <w:pStyle w:val="921"/>
               <w:pBdr/>
               <w:spacing w:before="17"/>
               <w:ind/>
@@ -1578,7 +1671,7 @@
           </w:tcPr>
           <w:p>
             <w:pPr>
-              <w:pStyle w:val="737"/>
+              <w:pStyle w:val="921"/>
               <w:pBdr/>
               <w:spacing w:before="17"/>
               <w:ind/>
@@ -1602,7 +1695,7 @@
           </w:tcPr>
           <w:p>
             <w:pPr>
-              <w:pStyle w:val="737"/>
+              <w:pStyle w:val="921"/>
               <w:pBdr/>
               <w:spacing w:before="17"/>
               <w:ind/>
@@ -1629,7 +1722,7 @@
           </w:tcPr>
           <w:p>
             <w:pPr>
-              <w:pStyle w:val="737"/>
+              <w:pStyle w:val="921"/>
               <w:pBdr/>
               <w:spacing w:before="17"/>
               <w:ind/>
@@ -1653,7 +1746,7 @@
           </w:tcPr>
           <w:p>
             <w:pPr>
-              <w:pStyle w:val="737"/>
+              <w:pStyle w:val="921"/>
               <w:pBdr/>
               <w:spacing w:before="17"/>
               <w:ind/>
@@ -1677,7 +1770,7 @@
           </w:tcPr>
           <w:p>
             <w:pPr>
-              <w:pStyle w:val="737"/>
+              <w:pStyle w:val="921"/>
               <w:pBdr/>
               <w:spacing w:before="17"/>
               <w:ind/>
@@ -1704,7 +1797,7 @@
           </w:tcPr>
           <w:p>
             <w:pPr>
-              <w:pStyle w:val="737"/>
+              <w:pStyle w:val="921"/>
               <w:pBdr/>
               <w:spacing w:before="17"/>
               <w:ind/>
@@ -1731,7 +1824,7 @@
           </w:tcPr>
           <w:p>
             <w:pPr>
-              <w:pStyle w:val="737"/>
+              <w:pStyle w:val="921"/>
               <w:pBdr/>
               <w:spacing w:before="17"/>
               <w:ind/>
@@ -1755,7 +1848,7 @@
           </w:tcPr>
           <w:p>
             <w:pPr>
-              <w:pStyle w:val="737"/>
+              <w:pStyle w:val="921"/>
               <w:pBdr/>
               <w:spacing w:before="17"/>
               <w:ind/>
@@ -1779,7 +1872,7 @@
           </w:tcPr>
           <w:p>
             <w:pPr>
-              <w:pStyle w:val="737"/>
+              <w:pStyle w:val="921"/>
               <w:pBdr/>
               <w:spacing w:before="17"/>
               <w:ind/>
@@ -1803,7 +1896,7 @@
           </w:tcPr>
           <w:p>
             <w:pPr>
-              <w:pStyle w:val="737"/>
+              <w:pStyle w:val="921"/>
               <w:pBdr/>
               <w:spacing w:before="17"/>
               <w:ind/>
@@ -1830,7 +1923,7 @@
           </w:tcPr>
           <w:p>
             <w:pPr>
-              <w:pStyle w:val="737"/>
+              <w:pStyle w:val="921"/>
               <w:pBdr/>
               <w:spacing w:before="17"/>
               <w:ind/>
@@ -1854,7 +1947,7 @@
           </w:tcPr>
           <w:p>
             <w:pPr>
-              <w:pStyle w:val="737"/>
+              <w:pStyle w:val="921"/>
               <w:pBdr/>
               <w:spacing w:before="17"/>
               <w:ind/>
@@ -1878,7 +1971,7 @@
           </w:tcPr>
           <w:p>
             <w:pPr>
-              <w:pStyle w:val="737"/>
+              <w:pStyle w:val="921"/>
               <w:pBdr/>
               <w:spacing w:before="17"/>
               <w:ind/>
@@ -1902,7 +1995,7 @@
           </w:tcPr>
           <w:p>
             <w:pPr>
-              <w:pStyle w:val="737"/>
+              <w:pStyle w:val="921"/>
               <w:pBdr/>
               <w:spacing w:before="17"/>
               <w:ind/>
@@ -1929,7 +2022,7 @@
           </w:tcPr>
           <w:p>
             <w:pPr>
-              <w:pStyle w:val="737"/>
+              <w:pStyle w:val="921"/>
               <w:pBdr/>
               <w:spacing w:before="17"/>
               <w:ind/>
@@ -1953,7 +2046,7 @@
           </w:tcPr>
           <w:p>
             <w:pPr>
-              <w:pStyle w:val="737"/>
+              <w:pStyle w:val="921"/>
               <w:pBdr/>
               <w:spacing w:before="17"/>
               <w:ind/>
@@ -1977,7 +2070,7 @@
           </w:tcPr>
           <w:p>
             <w:pPr>
-              <w:pStyle w:val="737"/>
+              <w:pStyle w:val="921"/>
               <w:pBdr/>
               <w:spacing w:before="17"/>
               <w:ind/>
@@ -2001,7 +2094,7 @@
           </w:tcPr>
           <w:p>
             <w:pPr>
-              <w:pStyle w:val="737"/>
+              <w:pStyle w:val="921"/>
               <w:pBdr/>
               <w:spacing w:before="17"/>
               <w:ind/>
@@ -2028,7 +2121,7 @@
           </w:tcPr>
           <w:p>
             <w:pPr>
-              <w:pStyle w:val="737"/>
+              <w:pStyle w:val="921"/>
               <w:pBdr/>
               <w:spacing w:before="17"/>
               <w:ind/>
@@ -2052,7 +2145,7 @@
           </w:tcPr>
           <w:p>
             <w:pPr>
-              <w:pStyle w:val="737"/>
+              <w:pStyle w:val="921"/>
               <w:pBdr/>
               <w:spacing w:before="17"/>
               <w:ind/>
@@ -2076,7 +2169,7 @@
           </w:tcPr>
           <w:p>
             <w:pPr>
-              <w:pStyle w:val="737"/>
+              <w:pStyle w:val="921"/>
               <w:pBdr/>
               <w:spacing w:before="17"/>
               <w:ind/>
@@ -2100,7 +2193,7 @@
           </w:tcPr>
           <w:p>
             <w:pPr>
-              <w:pStyle w:val="737"/>
+              <w:pStyle w:val="921"/>
               <w:pBdr/>
               <w:spacing w:before="17"/>
               <w:ind/>
@@ -2127,7 +2220,7 @@
           </w:tcPr>
           <w:p>
             <w:pPr>
-              <w:pStyle w:val="737"/>
+              <w:pStyle w:val="921"/>
               <w:pBdr/>
               <w:spacing w:before="17"/>
               <w:ind/>
@@ -2151,7 +2244,7 @@
           </w:tcPr>
           <w:p>
             <w:pPr>
-              <w:pStyle w:val="737"/>
+              <w:pStyle w:val="921"/>
               <w:pBdr/>
               <w:spacing w:before="17"/>
               <w:ind/>
@@ -2175,7 +2268,7 @@
           </w:tcPr>
           <w:p>
             <w:pPr>
-              <w:pStyle w:val="737"/>
+              <w:pStyle w:val="921"/>
               <w:pBdr/>
               <w:spacing w:before="17"/>
               <w:ind/>
@@ -2199,7 +2292,7 @@
           </w:tcPr>
           <w:p>
             <w:pPr>
-              <w:pStyle w:val="737"/>
+              <w:pStyle w:val="921"/>
               <w:pBdr/>
               <w:spacing w:before="17"/>
               <w:ind/>
@@ -2226,7 +2319,7 @@
           </w:tcPr>
           <w:p>
             <w:pPr>
-              <w:pStyle w:val="737"/>
+              <w:pStyle w:val="921"/>
               <w:pBdr/>
               <w:spacing w:before="17"/>
               <w:ind/>
@@ -2250,7 +2343,7 @@
           </w:tcPr>
           <w:p>
             <w:pPr>
-              <w:pStyle w:val="737"/>
+              <w:pStyle w:val="921"/>
               <w:pBdr/>
               <w:spacing w:before="17"/>
               <w:ind/>
@@ -2274,7 +2367,7 @@
           </w:tcPr>
           <w:p>
             <w:pPr>
-              <w:pStyle w:val="737"/>
+              <w:pStyle w:val="921"/>
               <w:pBdr/>
               <w:spacing w:before="17"/>
               <w:ind/>
@@ -2298,7 +2391,7 @@
           </w:tcPr>
           <w:p>
             <w:pPr>
-              <w:pStyle w:val="737"/>
+              <w:pStyle w:val="921"/>
               <w:pBdr/>
               <w:spacing w:before="17"/>
               <w:ind/>
@@ -2314,7 +2407,7 @@
     </w:tbl>
     <w:p>
       <w:pPr>
-        <w:pStyle w:val="737"/>
+        <w:pStyle w:val="921"/>
         <w:pBdr/>
         <w:spacing w:before="17"/>
         <w:ind/>
@@ -2325,7 +2418,7 @@
     </w:p>
     <w:p>
       <w:pPr>
-        <w:pStyle w:val="737"/>
+        <w:pStyle w:val="921"/>
         <w:pBdr/>
         <w:spacing w:before="17"/>
         <w:ind/>
@@ -2336,7 +2429,7 @@
     </w:p>
     <w:p>
       <w:pPr>
-        <w:pStyle w:val="737"/>
+        <w:pStyle w:val="921"/>
         <w:pBdr/>
         <w:spacing w:before="17"/>
         <w:ind/>
@@ -2347,7 +2440,7 @@
     </w:p>
     <w:p>
       <w:pPr>
-        <w:pStyle w:val="737"/>
+        <w:pStyle w:val="921"/>
         <w:pBdr/>
         <w:spacing w:before="17"/>
         <w:ind/>
@@ -2419,10 +2512,16 @@
           <w:sz w:val="6"/>
         </w:rPr>
       </w:r>
+      <w:r>
+        <w:rPr>
+          <w:b/>
+          <w:sz w:val="6"/>
+        </w:rPr>
+      </w:r>
     </w:p>
     <w:tbl>
       <w:tblPr>
-        <w:tblStyle w:val="744"/>
+        <w:tblStyle w:val="928"/>
         <w:tblW w:w="0" w:type="auto"/>
         <w:tblBorders/>
         <w:tblLook w:val="04A0" w:firstRow="1" w:lastRow="0" w:firstColumn="1" w:lastColumn="0" w:noHBand="0" w:noVBand="1"/>
@@ -3208,7 +3307,7 @@
 <w:hdr xmlns:wpc="http://schemas.microsoft.com/office/word/2010/wordprocessingCanvas" xmlns:mc="http://schemas.openxmlformats.org/markup-compatibility/2006" xmlns:o="urn:schemas-microsoft-com:office:office" xmlns:r="http://schemas.openxmlformats.org/officeDocument/2006/relationships" xmlns:m="http://schemas.openxmlformats.org/officeDocument/2006/math" xmlns:v="urn:schemas-microsoft-com:vml" xmlns:wp14="http://schemas.microsoft.com/office/word/2010/wordprocessingDrawing" xmlns:wp="http://schemas.openxmlformats.org/drawingml/2006/wordprocessingDrawing" xmlns:w10="urn:schemas-microsoft-com:office:word" xmlns:w="http://schemas.openxmlformats.org/wordprocessingml/2006/main" xmlns:w14="http://schemas.microsoft.com/office/word/2010/wordml" xmlns:w15="http://schemas.microsoft.com/office/word/2012/wordml" xmlns:wpg="http://schemas.microsoft.com/office/word/2010/wordprocessingGroup" xmlns:wpi="http://schemas.microsoft.com/office/word/2010/wordprocessingInk" xmlns:wne="http://schemas.microsoft.com/office/word/2006/wordml" xmlns:a="http://schemas.openxmlformats.org/drawingml/2006/main" xmlns:wps="http://schemas.microsoft.com/office/word/2010/wordprocessingShape" mc:Ignorable="w14 w15 wp14">
   <w:p>
     <w:pPr>
-      <w:pStyle w:val="741"/>
+      <w:pStyle w:val="925"/>
       <w:pBdr/>
       <w:spacing w:line="14" w:lineRule="auto"/>
       <w:ind/>
@@ -3367,6 +3466,11 @@
           </w:pict>
         </mc:Fallback>
       </mc:AlternateContent>
+    </w:r>
+    <w:r>
+      <w:rPr>
+        <w:sz w:val="20"/>
+      </w:rPr>
     </w:r>
     <w:r>
       <w:rPr>
@@ -3707,9 +3811,9 @@
     <w:lsdException w:name="Bibliography" w:uiPriority="37"/>
     <w:lsdException w:name="TOC Heading" w:uiPriority="39" w:qFormat="1"/>
   </w:latentStyles>
-  <w:style w:type="table" w:styleId="13">
+  <w:style w:type="table" w:styleId="737">
     <w:name w:val="Table Grid Light"/>
-    <w:basedOn w:val="739"/>
+    <w:basedOn w:val="923"/>
     <w:uiPriority w:val="59"/>
     <w:pPr>
       <w:pBdr/>
@@ -3906,9 +4010,9 @@
       </w:tcPr>
     </w:tblStylePr>
   </w:style>
-  <w:style w:type="table" w:styleId="14">
+  <w:style w:type="table" w:styleId="738">
     <w:name w:val="Plain Table 1"/>
-    <w:basedOn w:val="739"/>
+    <w:basedOn w:val="923"/>
     <w:uiPriority w:val="59"/>
     <w:pPr>
       <w:pBdr/>
@@ -4131,9 +4235,9 @@
       </w:tcPr>
     </w:tblStylePr>
   </w:style>
-  <w:style w:type="table" w:styleId="15">
+  <w:style w:type="table" w:styleId="739">
     <w:name w:val="Plain Table 2"/>
-    <w:basedOn w:val="739"/>
+    <w:basedOn w:val="923"/>
     <w:uiPriority w:val="59"/>
     <w:pPr>
       <w:pBdr/>
@@ -4364,9 +4468,9 @@
       </w:tcPr>
     </w:tblStylePr>
   </w:style>
-  <w:style w:type="table" w:styleId="16">
+  <w:style w:type="table" w:styleId="740">
     <w:name w:val="Plain Table 3"/>
-    <w:basedOn w:val="739"/>
+    <w:basedOn w:val="923"/>
     <w:uiPriority w:val="99"/>
     <w:pPr>
       <w:pBdr/>
@@ -4594,9 +4698,9 @@
       </w:tcPr>
     </w:tblStylePr>
   </w:style>
-  <w:style w:type="table" w:styleId="17">
+  <w:style w:type="table" w:styleId="741">
     <w:name w:val="Plain Table 4"/>
-    <w:basedOn w:val="739"/>
+    <w:basedOn w:val="923"/>
     <w:uiPriority w:val="99"/>
     <w:pPr>
       <w:pBdr/>
@@ -4810,9 +4914,9 @@
       </w:tcPr>
     </w:tblStylePr>
   </w:style>
-  <w:style w:type="table" w:styleId="18">
+  <w:style w:type="table" w:styleId="742">
     <w:name w:val="Plain Table 5"/>
-    <w:basedOn w:val="739"/>
+    <w:basedOn w:val="923"/>
     <w:uiPriority w:val="99"/>
     <w:pPr>
       <w:pBdr/>
@@ -5043,9 +5147,9 @@
       </w:tcPr>
     </w:tblStylePr>
   </w:style>
-  <w:style w:type="table" w:styleId="19">
+  <w:style w:type="table" w:styleId="743">
     <w:name w:val="Grid Table 1 Light"/>
-    <w:basedOn w:val="739"/>
+    <w:basedOn w:val="923"/>
     <w:uiPriority w:val="99"/>
     <w:pPr>
       <w:pBdr/>
@@ -5266,9 +5370,9 @@
       </w:tcPr>
     </w:tblStylePr>
   </w:style>
-  <w:style w:type="table" w:styleId="20">
+  <w:style w:type="table" w:styleId="744">
     <w:name w:val="Grid Table 1 Light - Accent 1"/>
-    <w:basedOn w:val="739"/>
+    <w:basedOn w:val="923"/>
     <w:uiPriority w:val="99"/>
     <w:pPr>
       <w:pBdr/>
@@ -5489,9 +5593,9 @@
       </w:tcPr>
     </w:tblStylePr>
   </w:style>
-  <w:style w:type="table" w:styleId="21">
+  <w:style w:type="table" w:styleId="745">
     <w:name w:val="Grid Table 1 Light - Accent 2"/>
-    <w:basedOn w:val="739"/>
+    <w:basedOn w:val="923"/>
     <w:uiPriority w:val="99"/>
     <w:pPr>
       <w:pBdr/>
@@ -5712,9 +5816,9 @@
       </w:tcPr>
     </w:tblStylePr>
   </w:style>
-  <w:style w:type="table" w:styleId="22">
+  <w:style w:type="table" w:styleId="746">
     <w:name w:val="Grid Table 1 Light - Accent 3"/>
-    <w:basedOn w:val="739"/>
+    <w:basedOn w:val="923"/>
     <w:uiPriority w:val="99"/>
     <w:pPr>
       <w:pBdr/>
@@ -5935,9 +6039,9 @@
       </w:tcPr>
     </w:tblStylePr>
   </w:style>
-  <w:style w:type="table" w:styleId="23">
+  <w:style w:type="table" w:styleId="747">
     <w:name w:val="Grid Table 1 Light - Accent 4"/>
-    <w:basedOn w:val="739"/>
+    <w:basedOn w:val="923"/>
     <w:uiPriority w:val="99"/>
     <w:pPr>
       <w:pBdr/>
@@ -6158,9 +6262,9 @@
       </w:tcPr>
     </w:tblStylePr>
   </w:style>
-  <w:style w:type="table" w:styleId="24">
+  <w:style w:type="table" w:styleId="748">
     <w:name w:val="Grid Table 1 Light - Accent 5"/>
-    <w:basedOn w:val="739"/>
+    <w:basedOn w:val="923"/>
     <w:uiPriority w:val="99"/>
     <w:pPr>
       <w:pBdr/>
@@ -6381,9 +6485,9 @@
       </w:tcPr>
     </w:tblStylePr>
   </w:style>
-  <w:style w:type="table" w:styleId="25">
+  <w:style w:type="table" w:styleId="749">
     <w:name w:val="Grid Table 1 Light - Accent 6"/>
-    <w:basedOn w:val="739"/>
+    <w:basedOn w:val="923"/>
     <w:uiPriority w:val="99"/>
     <w:pPr>
       <w:pBdr/>
@@ -6604,9 +6708,9 @@
       </w:tcPr>
     </w:tblStylePr>
   </w:style>
-  <w:style w:type="table" w:styleId="26">
+  <w:style w:type="table" w:styleId="750">
     <w:name w:val="Grid Table 2"/>
-    <w:basedOn w:val="739"/>
+    <w:basedOn w:val="923"/>
     <w:uiPriority w:val="99"/>
     <w:pPr>
       <w:pBdr/>
@@ -6836,9 +6940,9 @@
       </w:tcPr>
     </w:tblStylePr>
   </w:style>
-  <w:style w:type="table" w:styleId="27">
+  <w:style w:type="table" w:styleId="751">
     <w:name w:val="Grid Table 2 - Accent 1"/>
-    <w:basedOn w:val="739"/>
+    <w:basedOn w:val="923"/>
     <w:uiPriority w:val="99"/>
     <w:pPr>
       <w:pBdr/>
@@ -7068,9 +7172,9 @@
       </w:tcPr>
     </w:tblStylePr>
   </w:style>
-  <w:style w:type="table" w:styleId="28">
+  <w:style w:type="table" w:styleId="752">
     <w:name w:val="Grid Table 2 - Accent 2"/>
-    <w:basedOn w:val="739"/>
+    <w:basedOn w:val="923"/>
     <w:uiPriority w:val="99"/>
     <w:pPr>
       <w:pBdr/>
@@ -7300,9 +7404,9 @@
       </w:tcPr>
     </w:tblStylePr>
   </w:style>
-  <w:style w:type="table" w:styleId="29">
+  <w:style w:type="table" w:styleId="753">
     <w:name w:val="Grid Table 2 - Accent 3"/>
-    <w:basedOn w:val="739"/>
+    <w:basedOn w:val="923"/>
     <w:uiPriority w:val="99"/>
     <w:pPr>
       <w:pBdr/>
@@ -7532,9 +7636,9 @@
       </w:tcPr>
     </w:tblStylePr>
   </w:style>
-  <w:style w:type="table" w:styleId="30">
+  <w:style w:type="table" w:styleId="754">
     <w:name w:val="Grid Table 2 - Accent 4"/>
-    <w:basedOn w:val="739"/>
+    <w:basedOn w:val="923"/>
     <w:uiPriority w:val="99"/>
     <w:pPr>
       <w:pBdr/>
@@ -7764,9 +7868,9 @@
       </w:tcPr>
     </w:tblStylePr>
   </w:style>
-  <w:style w:type="table" w:styleId="31">
+  <w:style w:type="table" w:styleId="755">
     <w:name w:val="Grid Table 2 - Accent 5"/>
-    <w:basedOn w:val="739"/>
+    <w:basedOn w:val="923"/>
     <w:uiPriority w:val="99"/>
     <w:pPr>
       <w:pBdr/>
@@ -7996,9 +8100,9 @@
       </w:tcPr>
     </w:tblStylePr>
   </w:style>
-  <w:style w:type="table" w:styleId="32">
+  <w:style w:type="table" w:styleId="756">
     <w:name w:val="Grid Table 2 - Accent 6"/>
-    <w:basedOn w:val="739"/>
+    <w:basedOn w:val="923"/>
     <w:uiPriority w:val="99"/>
     <w:pPr>
       <w:pBdr/>
@@ -8228,9 +8332,9 @@
       </w:tcPr>
     </w:tblStylePr>
   </w:style>
-  <w:style w:type="table" w:styleId="33">
+  <w:style w:type="table" w:styleId="757">
     <w:name w:val="Grid Table 3"/>
-    <w:basedOn w:val="739"/>
+    <w:basedOn w:val="923"/>
     <w:uiPriority w:val="99"/>
     <w:pPr>
       <w:pBdr/>
@@ -8329,29 +8433,6 @@
         <w:tblBorders/>
       </w:tblPr>
       <w:tcPr>
-        <w:shd w:color="ffffff"/>
-        <w:tcBorders>
-          <w:top w:val="none" w:color="000000" w:sz="4" w:space="0"/>
-          <w:left w:val="none" w:color="000000" w:sz="4" w:space="0"/>
-          <w:bottom w:val="none" w:color="000000" w:sz="4" w:space="0"/>
-          <w:right w:val="none" w:color="000000" w:sz="4" w:space="0"/>
-        </w:tcBorders>
-      </w:tcPr>
-    </w:tblStylePr>
-    <w:tblStylePr w:type="firstRow">
-      <w:rPr>
-        <w:b/>
-        <w:color w:val="404040"/>
-      </w:rPr>
-      <w:pPr>
-        <w:pBdr/>
-        <w:spacing/>
-        <w:ind/>
-      </w:pPr>
-      <w:tblPr>
-        <w:tblBorders/>
-      </w:tblPr>
-      <w:tcPr>
         <w:shd w:val="clear" w:color="ffffff"/>
         <w:tcBorders>
           <w:top w:val="none" w:color="000000" w:sz="4" w:space="0"/>
@@ -8361,30 +8442,7 @@
         </w:tcBorders>
       </w:tcPr>
     </w:tblStylePr>
-    <w:tblStylePr w:type="lastCol">
-      <w:rPr>
-        <w:i/>
-        <w:color w:val="404040"/>
-      </w:rPr>
-      <w:pPr>
-        <w:pBdr/>
-        <w:spacing/>
-        <w:ind/>
-      </w:pPr>
-      <w:tblPr>
-        <w:tblBorders/>
-      </w:tblPr>
-      <w:tcPr>
-        <w:shd w:color="ffffff"/>
-        <w:tcBorders>
-          <w:top w:val="none" w:color="000000" w:sz="4" w:space="0"/>
-          <w:left w:val="none" w:color="000000" w:sz="4" w:space="0"/>
-          <w:bottom w:val="none" w:color="000000" w:sz="4" w:space="0"/>
-          <w:right w:val="none" w:color="000000" w:sz="4" w:space="0"/>
-        </w:tcBorders>
-      </w:tcPr>
-    </w:tblStylePr>
-    <w:tblStylePr w:type="lastRow">
+    <w:tblStylePr w:type="firstRow">
       <w:rPr>
         <w:b/>
         <w:color w:val="404040"/>
@@ -8407,6 +8465,52 @@
         </w:tcBorders>
       </w:tcPr>
     </w:tblStylePr>
+    <w:tblStylePr w:type="lastCol">
+      <w:rPr>
+        <w:i/>
+        <w:color w:val="404040"/>
+      </w:rPr>
+      <w:pPr>
+        <w:pBdr/>
+        <w:spacing/>
+        <w:ind/>
+      </w:pPr>
+      <w:tblPr>
+        <w:tblBorders/>
+      </w:tblPr>
+      <w:tcPr>
+        <w:shd w:val="clear" w:color="ffffff"/>
+        <w:tcBorders>
+          <w:top w:val="none" w:color="000000" w:sz="4" w:space="0"/>
+          <w:left w:val="none" w:color="000000" w:sz="4" w:space="0"/>
+          <w:bottom w:val="none" w:color="000000" w:sz="4" w:space="0"/>
+          <w:right w:val="none" w:color="000000" w:sz="4" w:space="0"/>
+        </w:tcBorders>
+      </w:tcPr>
+    </w:tblStylePr>
+    <w:tblStylePr w:type="lastRow">
+      <w:rPr>
+        <w:b/>
+        <w:color w:val="404040"/>
+      </w:rPr>
+      <w:pPr>
+        <w:pBdr/>
+        <w:spacing/>
+        <w:ind/>
+      </w:pPr>
+      <w:tblPr>
+        <w:tblBorders/>
+      </w:tblPr>
+      <w:tcPr>
+        <w:shd w:val="clear" w:color="ffffff"/>
+        <w:tcBorders>
+          <w:top w:val="none" w:color="000000" w:sz="4" w:space="0"/>
+          <w:left w:val="none" w:color="000000" w:sz="4" w:space="0"/>
+          <w:bottom w:val="none" w:color="000000" w:sz="4" w:space="0"/>
+          <w:right w:val="none" w:color="000000" w:sz="4" w:space="0"/>
+        </w:tcBorders>
+      </w:tcPr>
+    </w:tblStylePr>
     <w:tblStylePr w:type="nwCell">
       <w:pPr>
         <w:pBdr/>
@@ -8473,9 +8577,9 @@
       </w:tcPr>
     </w:tblStylePr>
   </w:style>
-  <w:style w:type="table" w:styleId="34">
+  <w:style w:type="table" w:styleId="758">
     <w:name w:val="Grid Table 3 - Accent 1"/>
-    <w:basedOn w:val="739"/>
+    <w:basedOn w:val="923"/>
     <w:uiPriority w:val="99"/>
     <w:pPr>
       <w:pBdr/>
@@ -8574,29 +8678,6 @@
         <w:tblBorders/>
       </w:tblPr>
       <w:tcPr>
-        <w:shd w:color="ffffff"/>
-        <w:tcBorders>
-          <w:top w:val="none" w:color="000000" w:sz="4" w:space="0"/>
-          <w:left w:val="none" w:color="000000" w:sz="4" w:space="0"/>
-          <w:bottom w:val="none" w:color="000000" w:sz="4" w:space="0"/>
-          <w:right w:val="none" w:color="000000" w:sz="4" w:space="0"/>
-        </w:tcBorders>
-      </w:tcPr>
-    </w:tblStylePr>
-    <w:tblStylePr w:type="firstRow">
-      <w:rPr>
-        <w:b/>
-        <w:color w:val="404040"/>
-      </w:rPr>
-      <w:pPr>
-        <w:pBdr/>
-        <w:spacing/>
-        <w:ind/>
-      </w:pPr>
-      <w:tblPr>
-        <w:tblBorders/>
-      </w:tblPr>
-      <w:tcPr>
         <w:shd w:val="clear" w:color="ffffff"/>
         <w:tcBorders>
           <w:top w:val="none" w:color="000000" w:sz="4" w:space="0"/>
@@ -8606,30 +8687,7 @@
         </w:tcBorders>
       </w:tcPr>
     </w:tblStylePr>
-    <w:tblStylePr w:type="lastCol">
-      <w:rPr>
-        <w:i/>
-        <w:color w:val="404040"/>
-      </w:rPr>
-      <w:pPr>
-        <w:pBdr/>
-        <w:spacing/>
-        <w:ind/>
-      </w:pPr>
-      <w:tblPr>
-        <w:tblBorders/>
-      </w:tblPr>
-      <w:tcPr>
-        <w:shd w:color="ffffff"/>
-        <w:tcBorders>
-          <w:top w:val="none" w:color="000000" w:sz="4" w:space="0"/>
-          <w:left w:val="none" w:color="000000" w:sz="4" w:space="0"/>
-          <w:bottom w:val="none" w:color="000000" w:sz="4" w:space="0"/>
-          <w:right w:val="none" w:color="000000" w:sz="4" w:space="0"/>
-        </w:tcBorders>
-      </w:tcPr>
-    </w:tblStylePr>
-    <w:tblStylePr w:type="lastRow">
+    <w:tblStylePr w:type="firstRow">
       <w:rPr>
         <w:b/>
         <w:color w:val="404040"/>
@@ -8652,6 +8710,52 @@
         </w:tcBorders>
       </w:tcPr>
     </w:tblStylePr>
+    <w:tblStylePr w:type="lastCol">
+      <w:rPr>
+        <w:i/>
+        <w:color w:val="404040"/>
+      </w:rPr>
+      <w:pPr>
+        <w:pBdr/>
+        <w:spacing/>
+        <w:ind/>
+      </w:pPr>
+      <w:tblPr>
+        <w:tblBorders/>
+      </w:tblPr>
+      <w:tcPr>
+        <w:shd w:val="clear" w:color="ffffff"/>
+        <w:tcBorders>
+          <w:top w:val="none" w:color="000000" w:sz="4" w:space="0"/>
+          <w:left w:val="none" w:color="000000" w:sz="4" w:space="0"/>
+          <w:bottom w:val="none" w:color="000000" w:sz="4" w:space="0"/>
+          <w:right w:val="none" w:color="000000" w:sz="4" w:space="0"/>
+        </w:tcBorders>
+      </w:tcPr>
+    </w:tblStylePr>
+    <w:tblStylePr w:type="lastRow">
+      <w:rPr>
+        <w:b/>
+        <w:color w:val="404040"/>
+      </w:rPr>
+      <w:pPr>
+        <w:pBdr/>
+        <w:spacing/>
+        <w:ind/>
+      </w:pPr>
+      <w:tblPr>
+        <w:tblBorders/>
+      </w:tblPr>
+      <w:tcPr>
+        <w:shd w:val="clear" w:color="ffffff"/>
+        <w:tcBorders>
+          <w:top w:val="none" w:color="000000" w:sz="4" w:space="0"/>
+          <w:left w:val="none" w:color="000000" w:sz="4" w:space="0"/>
+          <w:bottom w:val="none" w:color="000000" w:sz="4" w:space="0"/>
+          <w:right w:val="none" w:color="000000" w:sz="4" w:space="0"/>
+        </w:tcBorders>
+      </w:tcPr>
+    </w:tblStylePr>
     <w:tblStylePr w:type="nwCell">
       <w:pPr>
         <w:pBdr/>
@@ -8718,9 +8822,9 @@
       </w:tcPr>
     </w:tblStylePr>
   </w:style>
-  <w:style w:type="table" w:styleId="35">
+  <w:style w:type="table" w:styleId="759">
     <w:name w:val="Grid Table 3 - Accent 2"/>
-    <w:basedOn w:val="739"/>
+    <w:basedOn w:val="923"/>
     <w:uiPriority w:val="99"/>
     <w:pPr>
       <w:pBdr/>
@@ -8819,29 +8923,6 @@
         <w:tblBorders/>
       </w:tblPr>
       <w:tcPr>
-        <w:shd w:color="ffffff"/>
-        <w:tcBorders>
-          <w:top w:val="none" w:color="000000" w:sz="4" w:space="0"/>
-          <w:left w:val="none" w:color="000000" w:sz="4" w:space="0"/>
-          <w:bottom w:val="none" w:color="000000" w:sz="4" w:space="0"/>
-          <w:right w:val="none" w:color="000000" w:sz="4" w:space="0"/>
-        </w:tcBorders>
-      </w:tcPr>
-    </w:tblStylePr>
-    <w:tblStylePr w:type="firstRow">
-      <w:rPr>
-        <w:b/>
-        <w:color w:val="404040"/>
-      </w:rPr>
-      <w:pPr>
-        <w:pBdr/>
-        <w:spacing/>
-        <w:ind/>
-      </w:pPr>
-      <w:tblPr>
-        <w:tblBorders/>
-      </w:tblPr>
-      <w:tcPr>
         <w:shd w:val="clear" w:color="ffffff"/>
         <w:tcBorders>
           <w:top w:val="none" w:color="000000" w:sz="4" w:space="0"/>
@@ -8851,30 +8932,7 @@
         </w:tcBorders>
       </w:tcPr>
     </w:tblStylePr>
-    <w:tblStylePr w:type="lastCol">
-      <w:rPr>
-        <w:i/>
-        <w:color w:val="404040"/>
-      </w:rPr>
-      <w:pPr>
-        <w:pBdr/>
-        <w:spacing/>
-        <w:ind/>
-      </w:pPr>
-      <w:tblPr>
-        <w:tblBorders/>
-      </w:tblPr>
-      <w:tcPr>
-        <w:shd w:color="ffffff"/>
-        <w:tcBorders>
-          <w:top w:val="none" w:color="000000" w:sz="4" w:space="0"/>
-          <w:left w:val="none" w:color="000000" w:sz="4" w:space="0"/>
-          <w:bottom w:val="none" w:color="000000" w:sz="4" w:space="0"/>
-          <w:right w:val="none" w:color="000000" w:sz="4" w:space="0"/>
-        </w:tcBorders>
-      </w:tcPr>
-    </w:tblStylePr>
-    <w:tblStylePr w:type="lastRow">
+    <w:tblStylePr w:type="firstRow">
       <w:rPr>
         <w:b/>
         <w:color w:val="404040"/>
@@ -8897,6 +8955,52 @@
         </w:tcBorders>
       </w:tcPr>
     </w:tblStylePr>
+    <w:tblStylePr w:type="lastCol">
+      <w:rPr>
+        <w:i/>
+        <w:color w:val="404040"/>
+      </w:rPr>
+      <w:pPr>
+        <w:pBdr/>
+        <w:spacing/>
+        <w:ind/>
+      </w:pPr>
+      <w:tblPr>
+        <w:tblBorders/>
+      </w:tblPr>
+      <w:tcPr>
+        <w:shd w:val="clear" w:color="ffffff"/>
+        <w:tcBorders>
+          <w:top w:val="none" w:color="000000" w:sz="4" w:space="0"/>
+          <w:left w:val="none" w:color="000000" w:sz="4" w:space="0"/>
+          <w:bottom w:val="none" w:color="000000" w:sz="4" w:space="0"/>
+          <w:right w:val="none" w:color="000000" w:sz="4" w:space="0"/>
+        </w:tcBorders>
+      </w:tcPr>
+    </w:tblStylePr>
+    <w:tblStylePr w:type="lastRow">
+      <w:rPr>
+        <w:b/>
+        <w:color w:val="404040"/>
+      </w:rPr>
+      <w:pPr>
+        <w:pBdr/>
+        <w:spacing/>
+        <w:ind/>
+      </w:pPr>
+      <w:tblPr>
+        <w:tblBorders/>
+      </w:tblPr>
+      <w:tcPr>
+        <w:shd w:val="clear" w:color="ffffff"/>
+        <w:tcBorders>
+          <w:top w:val="none" w:color="000000" w:sz="4" w:space="0"/>
+          <w:left w:val="none" w:color="000000" w:sz="4" w:space="0"/>
+          <w:bottom w:val="none" w:color="000000" w:sz="4" w:space="0"/>
+          <w:right w:val="none" w:color="000000" w:sz="4" w:space="0"/>
+        </w:tcBorders>
+      </w:tcPr>
+    </w:tblStylePr>
     <w:tblStylePr w:type="nwCell">
       <w:pPr>
         <w:pBdr/>
@@ -8963,9 +9067,9 @@
       </w:tcPr>
     </w:tblStylePr>
   </w:style>
-  <w:style w:type="table" w:styleId="36">
+  <w:style w:type="table" w:styleId="760">
     <w:name w:val="Grid Table 3 - Accent 3"/>
-    <w:basedOn w:val="739"/>
+    <w:basedOn w:val="923"/>
     <w:uiPriority w:val="99"/>
     <w:pPr>
       <w:pBdr/>
@@ -9064,29 +9168,6 @@
         <w:tblBorders/>
       </w:tblPr>
       <w:tcPr>
-        <w:shd w:color="ffffff"/>
-        <w:tcBorders>
-          <w:top w:val="none" w:color="000000" w:sz="4" w:space="0"/>
-          <w:left w:val="none" w:color="000000" w:sz="4" w:space="0"/>
-          <w:bottom w:val="none" w:color="000000" w:sz="4" w:space="0"/>
-          <w:right w:val="none" w:color="000000" w:sz="4" w:space="0"/>
-        </w:tcBorders>
-      </w:tcPr>
-    </w:tblStylePr>
-    <w:tblStylePr w:type="firstRow">
-      <w:rPr>
-        <w:b/>
-        <w:color w:val="404040"/>
-      </w:rPr>
-      <w:pPr>
-        <w:pBdr/>
-        <w:spacing/>
-        <w:ind/>
-      </w:pPr>
-      <w:tblPr>
-        <w:tblBorders/>
-      </w:tblPr>
-      <w:tcPr>
         <w:shd w:val="clear" w:color="ffffff"/>
         <w:tcBorders>
           <w:top w:val="none" w:color="000000" w:sz="4" w:space="0"/>
@@ -9096,30 +9177,7 @@
         </w:tcBorders>
       </w:tcPr>
     </w:tblStylePr>
-    <w:tblStylePr w:type="lastCol">
-      <w:rPr>
-        <w:i/>
-        <w:color w:val="404040"/>
-      </w:rPr>
-      <w:pPr>
-        <w:pBdr/>
-        <w:spacing/>
-        <w:ind/>
-      </w:pPr>
-      <w:tblPr>
-        <w:tblBorders/>
-      </w:tblPr>
-      <w:tcPr>
-        <w:shd w:color="ffffff"/>
-        <w:tcBorders>
-          <w:top w:val="none" w:color="000000" w:sz="4" w:space="0"/>
-          <w:left w:val="none" w:color="000000" w:sz="4" w:space="0"/>
-          <w:bottom w:val="none" w:color="000000" w:sz="4" w:space="0"/>
-          <w:right w:val="none" w:color="000000" w:sz="4" w:space="0"/>
-        </w:tcBorders>
-      </w:tcPr>
-    </w:tblStylePr>
-    <w:tblStylePr w:type="lastRow">
+    <w:tblStylePr w:type="firstRow">
       <w:rPr>
         <w:b/>
         <w:color w:val="404040"/>
@@ -9142,6 +9200,52 @@
         </w:tcBorders>
       </w:tcPr>
     </w:tblStylePr>
+    <w:tblStylePr w:type="lastCol">
+      <w:rPr>
+        <w:i/>
+        <w:color w:val="404040"/>
+      </w:rPr>
+      <w:pPr>
+        <w:pBdr/>
+        <w:spacing/>
+        <w:ind/>
+      </w:pPr>
+      <w:tblPr>
+        <w:tblBorders/>
+      </w:tblPr>
+      <w:tcPr>
+        <w:shd w:val="clear" w:color="ffffff"/>
+        <w:tcBorders>
+          <w:top w:val="none" w:color="000000" w:sz="4" w:space="0"/>
+          <w:left w:val="none" w:color="000000" w:sz="4" w:space="0"/>
+          <w:bottom w:val="none" w:color="000000" w:sz="4" w:space="0"/>
+          <w:right w:val="none" w:color="000000" w:sz="4" w:space="0"/>
+        </w:tcBorders>
+      </w:tcPr>
+    </w:tblStylePr>
+    <w:tblStylePr w:type="lastRow">
+      <w:rPr>
+        <w:b/>
+        <w:color w:val="404040"/>
+      </w:rPr>
+      <w:pPr>
+        <w:pBdr/>
+        <w:spacing/>
+        <w:ind/>
+      </w:pPr>
+      <w:tblPr>
+        <w:tblBorders/>
+      </w:tblPr>
+      <w:tcPr>
+        <w:shd w:val="clear" w:color="ffffff"/>
+        <w:tcBorders>
+          <w:top w:val="none" w:color="000000" w:sz="4" w:space="0"/>
+          <w:left w:val="none" w:color="000000" w:sz="4" w:space="0"/>
+          <w:bottom w:val="none" w:color="000000" w:sz="4" w:space="0"/>
+          <w:right w:val="none" w:color="000000" w:sz="4" w:space="0"/>
+        </w:tcBorders>
+      </w:tcPr>
+    </w:tblStylePr>
     <w:tblStylePr w:type="nwCell">
       <w:pPr>
         <w:pBdr/>
@@ -9208,9 +9312,9 @@
       </w:tcPr>
     </w:tblStylePr>
   </w:style>
-  <w:style w:type="table" w:styleId="37">
+  <w:style w:type="table" w:styleId="761">
     <w:name w:val="Grid Table 3 - Accent 4"/>
-    <w:basedOn w:val="739"/>
+    <w:basedOn w:val="923"/>
     <w:uiPriority w:val="99"/>
     <w:pPr>
       <w:pBdr/>
@@ -9309,29 +9413,6 @@
         <w:tblBorders/>
       </w:tblPr>
       <w:tcPr>
-        <w:shd w:color="ffffff"/>
-        <w:tcBorders>
-          <w:top w:val="none" w:color="000000" w:sz="4" w:space="0"/>
-          <w:left w:val="none" w:color="000000" w:sz="4" w:space="0"/>
-          <w:bottom w:val="none" w:color="000000" w:sz="4" w:space="0"/>
-          <w:right w:val="none" w:color="000000" w:sz="4" w:space="0"/>
-        </w:tcBorders>
-      </w:tcPr>
-    </w:tblStylePr>
-    <w:tblStylePr w:type="firstRow">
-      <w:rPr>
-        <w:b/>
-        <w:color w:val="404040"/>
-      </w:rPr>
-      <w:pPr>
-        <w:pBdr/>
-        <w:spacing/>
-        <w:ind/>
-      </w:pPr>
-      <w:tblPr>
-        <w:tblBorders/>
-      </w:tblPr>
-      <w:tcPr>
         <w:shd w:val="clear" w:color="ffffff"/>
         <w:tcBorders>
           <w:top w:val="none" w:color="000000" w:sz="4" w:space="0"/>
@@ -9341,30 +9422,7 @@
         </w:tcBorders>
       </w:tcPr>
     </w:tblStylePr>
-    <w:tblStylePr w:type="lastCol">
-      <w:rPr>
-        <w:i/>
-        <w:color w:val="404040"/>
-      </w:rPr>
-      <w:pPr>
-        <w:pBdr/>
-        <w:spacing/>
-        <w:ind/>
-      </w:pPr>
-      <w:tblPr>
-        <w:tblBorders/>
-      </w:tblPr>
-      <w:tcPr>
-        <w:shd w:color="ffffff"/>
-        <w:tcBorders>
-          <w:top w:val="none" w:color="000000" w:sz="4" w:space="0"/>
-          <w:left w:val="none" w:color="000000" w:sz="4" w:space="0"/>
-          <w:bottom w:val="none" w:color="000000" w:sz="4" w:space="0"/>
-          <w:right w:val="none" w:color="000000" w:sz="4" w:space="0"/>
-        </w:tcBorders>
-      </w:tcPr>
-    </w:tblStylePr>
-    <w:tblStylePr w:type="lastRow">
+    <w:tblStylePr w:type="firstRow">
       <w:rPr>
         <w:b/>
         <w:color w:val="404040"/>
@@ -9387,6 +9445,52 @@
         </w:tcBorders>
       </w:tcPr>
     </w:tblStylePr>
+    <w:tblStylePr w:type="lastCol">
+      <w:rPr>
+        <w:i/>
+        <w:color w:val="404040"/>
+      </w:rPr>
+      <w:pPr>
+        <w:pBdr/>
+        <w:spacing/>
+        <w:ind/>
+      </w:pPr>
+      <w:tblPr>
+        <w:tblBorders/>
+      </w:tblPr>
+      <w:tcPr>
+        <w:shd w:val="clear" w:color="ffffff"/>
+        <w:tcBorders>
+          <w:top w:val="none" w:color="000000" w:sz="4" w:space="0"/>
+          <w:left w:val="none" w:color="000000" w:sz="4" w:space="0"/>
+          <w:bottom w:val="none" w:color="000000" w:sz="4" w:space="0"/>
+          <w:right w:val="none" w:color="000000" w:sz="4" w:space="0"/>
+        </w:tcBorders>
+      </w:tcPr>
+    </w:tblStylePr>
+    <w:tblStylePr w:type="lastRow">
+      <w:rPr>
+        <w:b/>
+        <w:color w:val="404040"/>
+      </w:rPr>
+      <w:pPr>
+        <w:pBdr/>
+        <w:spacing/>
+        <w:ind/>
+      </w:pPr>
+      <w:tblPr>
+        <w:tblBorders/>
+      </w:tblPr>
+      <w:tcPr>
+        <w:shd w:val="clear" w:color="ffffff"/>
+        <w:tcBorders>
+          <w:top w:val="none" w:color="000000" w:sz="4" w:space="0"/>
+          <w:left w:val="none" w:color="000000" w:sz="4" w:space="0"/>
+          <w:bottom w:val="none" w:color="000000" w:sz="4" w:space="0"/>
+          <w:right w:val="none" w:color="000000" w:sz="4" w:space="0"/>
+        </w:tcBorders>
+      </w:tcPr>
+    </w:tblStylePr>
     <w:tblStylePr w:type="nwCell">
       <w:pPr>
         <w:pBdr/>
@@ -9453,9 +9557,9 @@
       </w:tcPr>
     </w:tblStylePr>
   </w:style>
-  <w:style w:type="table" w:styleId="38">
+  <w:style w:type="table" w:styleId="762">
     <w:name w:val="Grid Table 3 - Accent 5"/>
-    <w:basedOn w:val="739"/>
+    <w:basedOn w:val="923"/>
     <w:uiPriority w:val="99"/>
     <w:pPr>
       <w:pBdr/>
@@ -9554,29 +9658,6 @@
         <w:tblBorders/>
       </w:tblPr>
       <w:tcPr>
-        <w:shd w:color="ffffff"/>
-        <w:tcBorders>
-          <w:top w:val="none" w:color="000000" w:sz="4" w:space="0"/>
-          <w:left w:val="none" w:color="000000" w:sz="4" w:space="0"/>
-          <w:bottom w:val="none" w:color="000000" w:sz="4" w:space="0"/>
-          <w:right w:val="none" w:color="000000" w:sz="4" w:space="0"/>
-        </w:tcBorders>
-      </w:tcPr>
-    </w:tblStylePr>
-    <w:tblStylePr w:type="firstRow">
-      <w:rPr>
-        <w:b/>
-        <w:color w:val="404040"/>
-      </w:rPr>
-      <w:pPr>
-        <w:pBdr/>
-        <w:spacing/>
-        <w:ind/>
-      </w:pPr>
-      <w:tblPr>
-        <w:tblBorders/>
-      </w:tblPr>
-      <w:tcPr>
         <w:shd w:val="clear" w:color="ffffff"/>
         <w:tcBorders>
           <w:top w:val="none" w:color="000000" w:sz="4" w:space="0"/>
@@ -9586,30 +9667,7 @@
         </w:tcBorders>
       </w:tcPr>
     </w:tblStylePr>
-    <w:tblStylePr w:type="lastCol">
-      <w:rPr>
-        <w:i/>
-        <w:color w:val="404040"/>
-      </w:rPr>
-      <w:pPr>
-        <w:pBdr/>
-        <w:spacing/>
-        <w:ind/>
-      </w:pPr>
-      <w:tblPr>
-        <w:tblBorders/>
-      </w:tblPr>
-      <w:tcPr>
-        <w:shd w:color="ffffff"/>
-        <w:tcBorders>
-          <w:top w:val="none" w:color="000000" w:sz="4" w:space="0"/>
-          <w:left w:val="none" w:color="000000" w:sz="4" w:space="0"/>
-          <w:bottom w:val="none" w:color="000000" w:sz="4" w:space="0"/>
-          <w:right w:val="none" w:color="000000" w:sz="4" w:space="0"/>
-        </w:tcBorders>
-      </w:tcPr>
-    </w:tblStylePr>
-    <w:tblStylePr w:type="lastRow">
+    <w:tblStylePr w:type="firstRow">
       <w:rPr>
         <w:b/>
         <w:color w:val="404040"/>
@@ -9632,6 +9690,52 @@
         </w:tcBorders>
       </w:tcPr>
     </w:tblStylePr>
+    <w:tblStylePr w:type="lastCol">
+      <w:rPr>
+        <w:i/>
+        <w:color w:val="404040"/>
+      </w:rPr>
+      <w:pPr>
+        <w:pBdr/>
+        <w:spacing/>
+        <w:ind/>
+      </w:pPr>
+      <w:tblPr>
+        <w:tblBorders/>
+      </w:tblPr>
+      <w:tcPr>
+        <w:shd w:val="clear" w:color="ffffff"/>
+        <w:tcBorders>
+          <w:top w:val="none" w:color="000000" w:sz="4" w:space="0"/>
+          <w:left w:val="none" w:color="000000" w:sz="4" w:space="0"/>
+          <w:bottom w:val="none" w:color="000000" w:sz="4" w:space="0"/>
+          <w:right w:val="none" w:color="000000" w:sz="4" w:space="0"/>
+        </w:tcBorders>
+      </w:tcPr>
+    </w:tblStylePr>
+    <w:tblStylePr w:type="lastRow">
+      <w:rPr>
+        <w:b/>
+        <w:color w:val="404040"/>
+      </w:rPr>
+      <w:pPr>
+        <w:pBdr/>
+        <w:spacing/>
+        <w:ind/>
+      </w:pPr>
+      <w:tblPr>
+        <w:tblBorders/>
+      </w:tblPr>
+      <w:tcPr>
+        <w:shd w:val="clear" w:color="ffffff"/>
+        <w:tcBorders>
+          <w:top w:val="none" w:color="000000" w:sz="4" w:space="0"/>
+          <w:left w:val="none" w:color="000000" w:sz="4" w:space="0"/>
+          <w:bottom w:val="none" w:color="000000" w:sz="4" w:space="0"/>
+          <w:right w:val="none" w:color="000000" w:sz="4" w:space="0"/>
+        </w:tcBorders>
+      </w:tcPr>
+    </w:tblStylePr>
     <w:tblStylePr w:type="nwCell">
       <w:pPr>
         <w:pBdr/>
@@ -9698,9 +9802,9 @@
       </w:tcPr>
     </w:tblStylePr>
   </w:style>
-  <w:style w:type="table" w:styleId="39">
+  <w:style w:type="table" w:styleId="763">
     <w:name w:val="Grid Table 3 - Accent 6"/>
-    <w:basedOn w:val="739"/>
+    <w:basedOn w:val="923"/>
     <w:uiPriority w:val="99"/>
     <w:pPr>
       <w:pBdr/>
@@ -9799,29 +9903,6 @@
         <w:tblBorders/>
       </w:tblPr>
       <w:tcPr>
-        <w:shd w:color="ffffff"/>
-        <w:tcBorders>
-          <w:top w:val="none" w:color="000000" w:sz="4" w:space="0"/>
-          <w:left w:val="none" w:color="000000" w:sz="4" w:space="0"/>
-          <w:bottom w:val="none" w:color="000000" w:sz="4" w:space="0"/>
-          <w:right w:val="none" w:color="000000" w:sz="4" w:space="0"/>
-        </w:tcBorders>
-      </w:tcPr>
-    </w:tblStylePr>
-    <w:tblStylePr w:type="firstRow">
-      <w:rPr>
-        <w:b/>
-        <w:color w:val="404040"/>
-      </w:rPr>
-      <w:pPr>
-        <w:pBdr/>
-        <w:spacing/>
-        <w:ind/>
-      </w:pPr>
-      <w:tblPr>
-        <w:tblBorders/>
-      </w:tblPr>
-      <w:tcPr>
         <w:shd w:val="clear" w:color="ffffff"/>
         <w:tcBorders>
           <w:top w:val="none" w:color="000000" w:sz="4" w:space="0"/>
@@ -9831,30 +9912,7 @@
         </w:tcBorders>
       </w:tcPr>
     </w:tblStylePr>
-    <w:tblStylePr w:type="lastCol">
-      <w:rPr>
-        <w:i/>
-        <w:color w:val="404040"/>
-      </w:rPr>
-      <w:pPr>
-        <w:pBdr/>
-        <w:spacing/>
-        <w:ind/>
-      </w:pPr>
-      <w:tblPr>
-        <w:tblBorders/>
-      </w:tblPr>
-      <w:tcPr>
-        <w:shd w:color="ffffff"/>
-        <w:tcBorders>
-          <w:top w:val="none" w:color="000000" w:sz="4" w:space="0"/>
-          <w:left w:val="none" w:color="000000" w:sz="4" w:space="0"/>
-          <w:bottom w:val="none" w:color="000000" w:sz="4" w:space="0"/>
-          <w:right w:val="none" w:color="000000" w:sz="4" w:space="0"/>
-        </w:tcBorders>
-      </w:tcPr>
-    </w:tblStylePr>
-    <w:tblStylePr w:type="lastRow">
+    <w:tblStylePr w:type="firstRow">
       <w:rPr>
         <w:b/>
         <w:color w:val="404040"/>
@@ -9877,6 +9935,52 @@
         </w:tcBorders>
       </w:tcPr>
     </w:tblStylePr>
+    <w:tblStylePr w:type="lastCol">
+      <w:rPr>
+        <w:i/>
+        <w:color w:val="404040"/>
+      </w:rPr>
+      <w:pPr>
+        <w:pBdr/>
+        <w:spacing/>
+        <w:ind/>
+      </w:pPr>
+      <w:tblPr>
+        <w:tblBorders/>
+      </w:tblPr>
+      <w:tcPr>
+        <w:shd w:val="clear" w:color="ffffff"/>
+        <w:tcBorders>
+          <w:top w:val="none" w:color="000000" w:sz="4" w:space="0"/>
+          <w:left w:val="none" w:color="000000" w:sz="4" w:space="0"/>
+          <w:bottom w:val="none" w:color="000000" w:sz="4" w:space="0"/>
+          <w:right w:val="none" w:color="000000" w:sz="4" w:space="0"/>
+        </w:tcBorders>
+      </w:tcPr>
+    </w:tblStylePr>
+    <w:tblStylePr w:type="lastRow">
+      <w:rPr>
+        <w:b/>
+        <w:color w:val="404040"/>
+      </w:rPr>
+      <w:pPr>
+        <w:pBdr/>
+        <w:spacing/>
+        <w:ind/>
+      </w:pPr>
+      <w:tblPr>
+        <w:tblBorders/>
+      </w:tblPr>
+      <w:tcPr>
+        <w:shd w:val="clear" w:color="ffffff"/>
+        <w:tcBorders>
+          <w:top w:val="none" w:color="000000" w:sz="4" w:space="0"/>
+          <w:left w:val="none" w:color="000000" w:sz="4" w:space="0"/>
+          <w:bottom w:val="none" w:color="000000" w:sz="4" w:space="0"/>
+          <w:right w:val="none" w:color="000000" w:sz="4" w:space="0"/>
+        </w:tcBorders>
+      </w:tcPr>
+    </w:tblStylePr>
     <w:tblStylePr w:type="nwCell">
       <w:pPr>
         <w:pBdr/>
@@ -9943,9 +10047,9 @@
       </w:tcPr>
     </w:tblStylePr>
   </w:style>
-  <w:style w:type="table" w:styleId="40">
+  <w:style w:type="table" w:styleId="764">
     <w:name w:val="Grid Table 4"/>
-    <w:basedOn w:val="739"/>
+    <w:basedOn w:val="923"/>
     <w:uiPriority w:val="59"/>
     <w:pPr>
       <w:pBdr/>
@@ -10176,9 +10280,9 @@
       </w:tcPr>
     </w:tblStylePr>
   </w:style>
-  <w:style w:type="table" w:styleId="41">
+  <w:style w:type="table" w:styleId="765">
     <w:name w:val="Grid Table 4 - Accent 1"/>
-    <w:basedOn w:val="739"/>
+    <w:basedOn w:val="923"/>
     <w:uiPriority w:val="59"/>
     <w:pPr>
       <w:pBdr/>
@@ -10409,9 +10513,9 @@
       </w:tcPr>
     </w:tblStylePr>
   </w:style>
-  <w:style w:type="table" w:styleId="42">
+  <w:style w:type="table" w:styleId="766">
     <w:name w:val="Grid Table 4 - Accent 2"/>
-    <w:basedOn w:val="739"/>
+    <w:basedOn w:val="923"/>
     <w:uiPriority w:val="59"/>
     <w:pPr>
       <w:pBdr/>
@@ -10642,9 +10746,9 @@
       </w:tcPr>
     </w:tblStylePr>
   </w:style>
-  <w:style w:type="table" w:styleId="43">
+  <w:style w:type="table" w:styleId="767">
     <w:name w:val="Grid Table 4 - Accent 3"/>
-    <w:basedOn w:val="739"/>
+    <w:basedOn w:val="923"/>
     <w:uiPriority w:val="59"/>
     <w:pPr>
       <w:pBdr/>
@@ -10875,9 +10979,9 @@
       </w:tcPr>
     </w:tblStylePr>
   </w:style>
-  <w:style w:type="table" w:styleId="44">
+  <w:style w:type="table" w:styleId="768">
     <w:name w:val="Grid Table 4 - Accent 4"/>
-    <w:basedOn w:val="739"/>
+    <w:basedOn w:val="923"/>
     <w:uiPriority w:val="59"/>
     <w:pPr>
       <w:pBdr/>
@@ -11108,9 +11212,9 @@
       </w:tcPr>
     </w:tblStylePr>
   </w:style>
-  <w:style w:type="table" w:styleId="45">
+  <w:style w:type="table" w:styleId="769">
     <w:name w:val="Grid Table 4 - Accent 5"/>
-    <w:basedOn w:val="739"/>
+    <w:basedOn w:val="923"/>
     <w:uiPriority w:val="59"/>
     <w:pPr>
       <w:pBdr/>
@@ -11341,9 +11445,9 @@
       </w:tcPr>
     </w:tblStylePr>
   </w:style>
-  <w:style w:type="table" w:styleId="46">
+  <w:style w:type="table" w:styleId="770">
     <w:name w:val="Grid Table 4 - Accent 6"/>
-    <w:basedOn w:val="739"/>
+    <w:basedOn w:val="923"/>
     <w:uiPriority w:val="59"/>
     <w:pPr>
       <w:pBdr/>
@@ -11574,9 +11678,9 @@
       </w:tcPr>
     </w:tblStylePr>
   </w:style>
-  <w:style w:type="table" w:styleId="47">
+  <w:style w:type="table" w:styleId="771">
     <w:name w:val="Grid Table 5 Dark"/>
-    <w:basedOn w:val="739"/>
+    <w:basedOn w:val="923"/>
     <w:uiPriority w:val="99"/>
     <w:pPr>
       <w:pBdr/>
@@ -11802,9 +11906,9 @@
       </w:tcPr>
     </w:tblStylePr>
   </w:style>
-  <w:style w:type="table" w:styleId="48">
+  <w:style w:type="table" w:styleId="772">
     <w:name w:val="Grid Table 5 Dark- Accent 1"/>
-    <w:basedOn w:val="739"/>
+    <w:basedOn w:val="923"/>
     <w:uiPriority w:val="99"/>
     <w:pPr>
       <w:pBdr/>
@@ -12030,9 +12134,9 @@
       </w:tcPr>
     </w:tblStylePr>
   </w:style>
-  <w:style w:type="table" w:styleId="49">
+  <w:style w:type="table" w:styleId="773">
     <w:name w:val="Grid Table 5 Dark - Accent 2"/>
-    <w:basedOn w:val="739"/>
+    <w:basedOn w:val="923"/>
     <w:uiPriority w:val="99"/>
     <w:pPr>
       <w:pBdr/>
@@ -12258,9 +12362,9 @@
       </w:tcPr>
     </w:tblStylePr>
   </w:style>
-  <w:style w:type="table" w:styleId="50">
+  <w:style w:type="table" w:styleId="774">
     <w:name w:val="Grid Table 5 Dark - Accent 3"/>
-    <w:basedOn w:val="739"/>
+    <w:basedOn w:val="923"/>
     <w:uiPriority w:val="99"/>
     <w:pPr>
       <w:pBdr/>
@@ -12486,9 +12590,9 @@
       </w:tcPr>
     </w:tblStylePr>
   </w:style>
-  <w:style w:type="table" w:styleId="51">
+  <w:style w:type="table" w:styleId="775">
     <w:name w:val="Grid Table 5 Dark- Accent 4"/>
-    <w:basedOn w:val="739"/>
+    <w:basedOn w:val="923"/>
     <w:uiPriority w:val="99"/>
     <w:pPr>
       <w:pBdr/>
@@ -12714,9 +12818,9 @@
       </w:tcPr>
     </w:tblStylePr>
   </w:style>
-  <w:style w:type="table" w:styleId="52">
+  <w:style w:type="table" w:styleId="776">
     <w:name w:val="Grid Table 5 Dark - Accent 5"/>
-    <w:basedOn w:val="739"/>
+    <w:basedOn w:val="923"/>
     <w:uiPriority w:val="99"/>
     <w:pPr>
       <w:pBdr/>
@@ -12942,9 +13046,9 @@
       </w:tcPr>
     </w:tblStylePr>
   </w:style>
-  <w:style w:type="table" w:styleId="53">
+  <w:style w:type="table" w:styleId="777">
     <w:name w:val="Grid Table 5 Dark - Accent 6"/>
-    <w:basedOn w:val="739"/>
+    <w:basedOn w:val="923"/>
     <w:uiPriority w:val="99"/>
     <w:pPr>
       <w:pBdr/>
@@ -13170,9 +13274,9 @@
       </w:tcPr>
     </w:tblStylePr>
   </w:style>
-  <w:style w:type="table" w:styleId="54">
+  <w:style w:type="table" w:styleId="778">
     <w:name w:val="Grid Table 6 Colorful"/>
-    <w:basedOn w:val="739"/>
+    <w:basedOn w:val="923"/>
     <w:uiPriority w:val="99"/>
     <w:pPr>
       <w:pBdr/>
@@ -13400,9 +13504,9 @@
       </w:tcPr>
     </w:tblStylePr>
   </w:style>
-  <w:style w:type="table" w:styleId="55">
+  <w:style w:type="table" w:styleId="779">
     <w:name w:val="Grid Table 6 Colorful - Accent 1"/>
-    <w:basedOn w:val="739"/>
+    <w:basedOn w:val="923"/>
     <w:uiPriority w:val="99"/>
     <w:pPr>
       <w:pBdr/>
@@ -13630,9 +13734,9 @@
       </w:tcPr>
     </w:tblStylePr>
   </w:style>
-  <w:style w:type="table" w:styleId="56">
+  <w:style w:type="table" w:styleId="780">
     <w:name w:val="Grid Table 6 Colorful - Accent 2"/>
-    <w:basedOn w:val="739"/>
+    <w:basedOn w:val="923"/>
     <w:uiPriority w:val="99"/>
     <w:pPr>
       <w:pBdr/>
@@ -13860,9 +13964,9 @@
       </w:tcPr>
     </w:tblStylePr>
   </w:style>
-  <w:style w:type="table" w:styleId="57">
+  <w:style w:type="table" w:styleId="781">
     <w:name w:val="Grid Table 6 Colorful - Accent 3"/>
-    <w:basedOn w:val="739"/>
+    <w:basedOn w:val="923"/>
     <w:uiPriority w:val="99"/>
     <w:pPr>
       <w:pBdr/>
@@ -14090,9 +14194,9 @@
       </w:tcPr>
     </w:tblStylePr>
   </w:style>
-  <w:style w:type="table" w:styleId="58">
+  <w:style w:type="table" w:styleId="782">
     <w:name w:val="Grid Table 6 Colorful - Accent 4"/>
-    <w:basedOn w:val="739"/>
+    <w:basedOn w:val="923"/>
     <w:uiPriority w:val="99"/>
     <w:pPr>
       <w:pBdr/>
@@ -14320,9 +14424,9 @@
       </w:tcPr>
     </w:tblStylePr>
   </w:style>
-  <w:style w:type="table" w:styleId="59">
+  <w:style w:type="table" w:styleId="783">
     <w:name w:val="Grid Table 6 Colorful - Accent 5"/>
-    <w:basedOn w:val="739"/>
+    <w:basedOn w:val="923"/>
     <w:uiPriority w:val="99"/>
     <w:pPr>
       <w:pBdr/>
@@ -14550,9 +14654,9 @@
       </w:tcPr>
     </w:tblStylePr>
   </w:style>
-  <w:style w:type="table" w:styleId="60">
+  <w:style w:type="table" w:styleId="784">
     <w:name w:val="Grid Table 6 Colorful - Accent 6"/>
-    <w:basedOn w:val="739"/>
+    <w:basedOn w:val="923"/>
     <w:uiPriority w:val="99"/>
     <w:pPr>
       <w:pBdr/>
@@ -14780,9 +14884,9 @@
       </w:tcPr>
     </w:tblStylePr>
   </w:style>
-  <w:style w:type="table" w:styleId="61">
+  <w:style w:type="table" w:styleId="785">
     <w:name w:val="Grid Table 7 Colorful"/>
-    <w:basedOn w:val="739"/>
+    <w:basedOn w:val="923"/>
     <w:uiPriority w:val="99"/>
     <w:pPr>
       <w:pBdr/>
@@ -14884,11 +14988,11 @@
         <w:tblBorders/>
       </w:tblPr>
       <w:tcPr>
-        <w:shd w:color="ffffff"/>
+        <w:shd w:val="clear" w:color="ffffff"/>
         <w:tcBorders>
-          <w:top w:val="none"/>
-          <w:left w:val="none"/>
-          <w:bottom w:val="none"/>
+          <w:top w:val="none" w:color="000000" w:sz="4" w:space="0"/>
+          <w:left w:val="none" w:color="000000" w:sz="4" w:space="0"/>
+          <w:bottom w:val="none" w:color="000000" w:sz="4" w:space="0"/>
           <w:right w:val="single" w:color="000000" w:themeColor="text1" w:themeTint="80" w:sz="4" w:space="0"/>
         </w:tcBorders>
       </w:tcPr>
@@ -14911,10 +15015,10 @@
       <w:tcPr>
         <w:shd w:val="clear" w:color="ffffff" w:themeColor="light1" w:fill="ffffff" w:themeFill="light1"/>
         <w:tcBorders>
-          <w:top w:val="none"/>
-          <w:left w:val="none"/>
+          <w:top w:val="none" w:color="000000" w:sz="4" w:space="0"/>
+          <w:left w:val="none" w:color="000000" w:sz="4" w:space="0"/>
           <w:bottom w:val="single" w:color="000000" w:themeColor="text1" w:themeTint="80" w:sz="4" w:space="0"/>
-          <w:right w:val="none"/>
+          <w:right w:val="none" w:color="000000" w:sz="4" w:space="0"/>
         </w:tcBorders>
       </w:tcPr>
     </w:tblStylePr>
@@ -14934,12 +15038,12 @@
         <w:tblBorders/>
       </w:tblPr>
       <w:tcPr>
-        <w:shd w:color="ffffff"/>
+        <w:shd w:val="clear" w:color="ffffff"/>
         <w:tcBorders>
-          <w:top w:val="none"/>
+          <w:top w:val="none" w:color="000000" w:sz="4" w:space="0"/>
           <w:left w:val="single" w:color="000000" w:themeColor="text1" w:themeTint="80" w:sz="4" w:space="0"/>
-          <w:bottom w:val="none"/>
-          <w:right w:val="none"/>
+          <w:bottom w:val="none" w:color="000000" w:sz="4" w:space="0"/>
+          <w:right w:val="none" w:color="000000" w:sz="4" w:space="0"/>
         </w:tcBorders>
       </w:tcPr>
     </w:tblStylePr>
@@ -14962,9 +15066,9 @@
         <w:shd w:val="clear" w:color="ffffff" w:themeColor="light1" w:fill="ffffff" w:themeFill="light1"/>
         <w:tcBorders>
           <w:top w:val="single" w:color="000000" w:themeColor="text1" w:themeTint="80" w:sz="4" w:space="0"/>
-          <w:left w:val="none"/>
-          <w:bottom w:val="none"/>
-          <w:right w:val="none"/>
+          <w:left w:val="none" w:color="000000" w:sz="4" w:space="0"/>
+          <w:bottom w:val="none" w:color="000000" w:sz="4" w:space="0"/>
+          <w:right w:val="none" w:color="000000" w:sz="4" w:space="0"/>
         </w:tcBorders>
       </w:tcPr>
     </w:tblStylePr>
@@ -15034,9 +15138,9 @@
       </w:tcPr>
     </w:tblStylePr>
   </w:style>
-  <w:style w:type="table" w:styleId="62">
+  <w:style w:type="table" w:styleId="786">
     <w:name w:val="Grid Table 7 Colorful - Accent 1"/>
-    <w:basedOn w:val="739"/>
+    <w:basedOn w:val="923"/>
     <w:uiPriority w:val="99"/>
     <w:pPr>
       <w:pBdr/>
@@ -15138,11 +15242,11 @@
         <w:tblBorders/>
       </w:tblPr>
       <w:tcPr>
-        <w:shd w:color="ffffff"/>
+        <w:shd w:val="clear" w:color="ffffff"/>
         <w:tcBorders>
-          <w:top w:val="none"/>
-          <w:left w:val="none"/>
-          <w:bottom w:val="none"/>
+          <w:top w:val="none" w:color="000000" w:sz="4" w:space="0"/>
+          <w:left w:val="none" w:color="000000" w:sz="4" w:space="0"/>
+          <w:bottom w:val="none" w:color="000000" w:sz="4" w:space="0"/>
           <w:right w:val="single" w:color="000000" w:themeColor="accent1" w:themeTint="80" w:sz="4" w:space="0"/>
         </w:tcBorders>
       </w:tcPr>
@@ -15165,10 +15269,10 @@
       <w:tcPr>
         <w:shd w:val="clear" w:color="ffffff" w:themeColor="light1" w:fill="ffffff" w:themeFill="light1"/>
         <w:tcBorders>
-          <w:top w:val="none"/>
-          <w:left w:val="none"/>
+          <w:top w:val="none" w:color="000000" w:sz="4" w:space="0"/>
+          <w:left w:val="none" w:color="000000" w:sz="4" w:space="0"/>
           <w:bottom w:val="single" w:color="000000" w:themeColor="accent1" w:themeTint="80" w:sz="4" w:space="0"/>
-          <w:right w:val="none"/>
+          <w:right w:val="none" w:color="000000" w:sz="4" w:space="0"/>
         </w:tcBorders>
       </w:tcPr>
     </w:tblStylePr>
@@ -15188,12 +15292,12 @@
         <w:tblBorders/>
       </w:tblPr>
       <w:tcPr>
-        <w:shd w:color="ffffff"/>
+        <w:shd w:val="clear" w:color="ffffff"/>
         <w:tcBorders>
-          <w:top w:val="none"/>
+          <w:top w:val="none" w:color="000000" w:sz="4" w:space="0"/>
           <w:left w:val="single" w:color="000000" w:themeColor="accent1" w:themeTint="80" w:sz="4" w:space="0"/>
-          <w:bottom w:val="none"/>
-          <w:right w:val="none"/>
+          <w:bottom w:val="none" w:color="000000" w:sz="4" w:space="0"/>
+          <w:right w:val="none" w:color="000000" w:sz="4" w:space="0"/>
         </w:tcBorders>
       </w:tcPr>
     </w:tblStylePr>
@@ -15216,9 +15320,9 @@
         <w:shd w:val="clear" w:color="ffffff" w:themeColor="light1" w:fill="ffffff" w:themeFill="light1"/>
         <w:tcBorders>
           <w:top w:val="single" w:color="000000" w:themeColor="accent1" w:themeTint="80" w:sz="4" w:space="0"/>
-          <w:left w:val="none"/>
-          <w:bottom w:val="none"/>
-          <w:right w:val="none"/>
+          <w:left w:val="none" w:color="000000" w:sz="4" w:space="0"/>
+          <w:bottom w:val="none" w:color="000000" w:sz="4" w:space="0"/>
+          <w:right w:val="none" w:color="000000" w:sz="4" w:space="0"/>
         </w:tcBorders>
       </w:tcPr>
     </w:tblStylePr>
@@ -15288,9 +15392,9 @@
       </w:tcPr>
     </w:tblStylePr>
   </w:style>
-  <w:style w:type="table" w:styleId="63">
+  <w:style w:type="table" w:styleId="787">
     <w:name w:val="Grid Table 7 Colorful - Accent 2"/>
-    <w:basedOn w:val="739"/>
+    <w:basedOn w:val="923"/>
     <w:uiPriority w:val="99"/>
     <w:pPr>
       <w:pBdr/>
@@ -15392,11 +15496,11 @@
         <w:tblBorders/>
       </w:tblPr>
       <w:tcPr>
-        <w:shd w:color="ffffff"/>
+        <w:shd w:val="clear" w:color="ffffff"/>
         <w:tcBorders>
-          <w:top w:val="none"/>
-          <w:left w:val="none"/>
-          <w:bottom w:val="none"/>
+          <w:top w:val="none" w:color="000000" w:sz="4" w:space="0"/>
+          <w:left w:val="none" w:color="000000" w:sz="4" w:space="0"/>
+          <w:bottom w:val="none" w:color="000000" w:sz="4" w:space="0"/>
           <w:right w:val="single" w:color="000000" w:themeColor="accent2" w:themeTint="97" w:sz="4" w:space="0"/>
         </w:tcBorders>
       </w:tcPr>
@@ -15419,10 +15523,10 @@
       <w:tcPr>
         <w:shd w:val="clear" w:color="ffffff" w:themeColor="light1" w:fill="ffffff" w:themeFill="light1"/>
         <w:tcBorders>
-          <w:top w:val="none"/>
-          <w:left w:val="none"/>
+          <w:top w:val="none" w:color="000000" w:sz="4" w:space="0"/>
+          <w:left w:val="none" w:color="000000" w:sz="4" w:space="0"/>
           <w:bottom w:val="single" w:color="000000" w:themeColor="accent2" w:themeTint="97" w:sz="4" w:space="0"/>
-          <w:right w:val="none"/>
+          <w:right w:val="none" w:color="000000" w:sz="4" w:space="0"/>
         </w:tcBorders>
       </w:tcPr>
     </w:tblStylePr>
@@ -15442,12 +15546,12 @@
         <w:tblBorders/>
       </w:tblPr>
       <w:tcPr>
-        <w:shd w:color="ffffff"/>
+        <w:shd w:val="clear" w:color="ffffff"/>
         <w:tcBorders>
-          <w:top w:val="none"/>
+          <w:top w:val="none" w:color="000000" w:sz="4" w:space="0"/>
           <w:left w:val="single" w:color="000000" w:themeColor="accent2" w:themeTint="97" w:sz="4" w:space="0"/>
-          <w:bottom w:val="none"/>
-          <w:right w:val="none"/>
+          <w:bottom w:val="none" w:color="000000" w:sz="4" w:space="0"/>
+          <w:right w:val="none" w:color="000000" w:sz="4" w:space="0"/>
         </w:tcBorders>
       </w:tcPr>
     </w:tblStylePr>
@@ -15470,9 +15574,9 @@
         <w:shd w:val="clear" w:color="ffffff" w:themeColor="light1" w:fill="ffffff" w:themeFill="light1"/>
         <w:tcBorders>
           <w:top w:val="single" w:color="000000" w:themeColor="accent2" w:themeTint="97" w:sz="4" w:space="0"/>
-          <w:left w:val="none"/>
-          <w:bottom w:val="none"/>
-          <w:right w:val="none"/>
+          <w:left w:val="none" w:color="000000" w:sz="4" w:space="0"/>
+          <w:bottom w:val="none" w:color="000000" w:sz="4" w:space="0"/>
+          <w:right w:val="none" w:color="000000" w:sz="4" w:space="0"/>
         </w:tcBorders>
       </w:tcPr>
     </w:tblStylePr>
@@ -15542,9 +15646,9 @@
       </w:tcPr>
     </w:tblStylePr>
   </w:style>
-  <w:style w:type="table" w:styleId="64">
+  <w:style w:type="table" w:styleId="788">
     <w:name w:val="Grid Table 7 Colorful - Accent 3"/>
-    <w:basedOn w:val="739"/>
+    <w:basedOn w:val="923"/>
     <w:uiPriority w:val="99"/>
     <w:pPr>
       <w:pBdr/>
@@ -15646,11 +15750,11 @@
         <w:tblBorders/>
       </w:tblPr>
       <w:tcPr>
-        <w:shd w:color="ffffff"/>
+        <w:shd w:val="clear" w:color="ffffff"/>
         <w:tcBorders>
-          <w:top w:val="none"/>
-          <w:left w:val="none"/>
-          <w:bottom w:val="none"/>
+          <w:top w:val="none" w:color="000000" w:sz="4" w:space="0"/>
+          <w:left w:val="none" w:color="000000" w:sz="4" w:space="0"/>
+          <w:bottom w:val="none" w:color="000000" w:sz="4" w:space="0"/>
           <w:right w:val="single" w:color="000000" w:themeColor="accent3" w:themeTint="FE" w:sz="4" w:space="0"/>
         </w:tcBorders>
       </w:tcPr>
@@ -15673,10 +15777,10 @@
       <w:tcPr>
         <w:shd w:val="clear" w:color="ffffff" w:themeColor="light1" w:fill="ffffff" w:themeFill="light1"/>
         <w:tcBorders>
-          <w:top w:val="none"/>
-          <w:left w:val="none"/>
+          <w:top w:val="none" w:color="000000" w:sz="4" w:space="0"/>
+          <w:left w:val="none" w:color="000000" w:sz="4" w:space="0"/>
           <w:bottom w:val="single" w:color="000000" w:themeColor="accent3" w:themeTint="FE" w:sz="4" w:space="0"/>
-          <w:right w:val="none"/>
+          <w:right w:val="none" w:color="000000" w:sz="4" w:space="0"/>
         </w:tcBorders>
       </w:tcPr>
     </w:tblStylePr>
@@ -15696,12 +15800,12 @@
         <w:tblBorders/>
       </w:tblPr>
       <w:tcPr>
-        <w:shd w:color="ffffff"/>
+        <w:shd w:val="clear" w:color="ffffff"/>
         <w:tcBorders>
-          <w:top w:val="none"/>
+          <w:top w:val="none" w:color="000000" w:sz="4" w:space="0"/>
           <w:left w:val="single" w:color="000000" w:themeColor="accent3" w:themeTint="FE" w:sz="4" w:space="0"/>
-          <w:bottom w:val="none"/>
-          <w:right w:val="none"/>
+          <w:bottom w:val="none" w:color="000000" w:sz="4" w:space="0"/>
+          <w:right w:val="none" w:color="000000" w:sz="4" w:space="0"/>
         </w:tcBorders>
       </w:tcPr>
     </w:tblStylePr>
@@ -15724,9 +15828,9 @@
         <w:shd w:val="clear" w:color="ffffff" w:themeColor="light1" w:fill="ffffff" w:themeFill="light1"/>
         <w:tcBorders>
           <w:top w:val="single" w:color="000000" w:themeColor="accent3" w:themeTint="FE" w:sz="4" w:space="0"/>
-          <w:left w:val="none"/>
-          <w:bottom w:val="none"/>
-          <w:right w:val="none"/>
+          <w:left w:val="none" w:color="000000" w:sz="4" w:space="0"/>
+          <w:bottom w:val="none" w:color="000000" w:sz="4" w:space="0"/>
+          <w:right w:val="none" w:color="000000" w:sz="4" w:space="0"/>
         </w:tcBorders>
       </w:tcPr>
     </w:tblStylePr>
@@ -15796,9 +15900,9 @@
       </w:tcPr>
     </w:tblStylePr>
   </w:style>
-  <w:style w:type="table" w:styleId="65">
+  <w:style w:type="table" w:styleId="789">
     <w:name w:val="Grid Table 7 Colorful - Accent 4"/>
-    <w:basedOn w:val="739"/>
+    <w:basedOn w:val="923"/>
     <w:uiPriority w:val="99"/>
     <w:pPr>
       <w:pBdr/>
@@ -15900,11 +16004,11 @@
         <w:tblBorders/>
       </w:tblPr>
       <w:tcPr>
-        <w:shd w:color="ffffff"/>
+        <w:shd w:val="clear" w:color="ffffff"/>
         <w:tcBorders>
-          <w:top w:val="none"/>
-          <w:left w:val="none"/>
-          <w:bottom w:val="none"/>
+          <w:top w:val="none" w:color="000000" w:sz="4" w:space="0"/>
+          <w:left w:val="none" w:color="000000" w:sz="4" w:space="0"/>
+          <w:bottom w:val="none" w:color="000000" w:sz="4" w:space="0"/>
           <w:right w:val="single" w:color="000000" w:themeColor="accent4" w:themeTint="9A" w:sz="4" w:space="0"/>
         </w:tcBorders>
       </w:tcPr>
@@ -15927,10 +16031,10 @@
       <w:tcPr>
         <w:shd w:val="clear" w:color="ffffff" w:themeColor="light1" w:fill="ffffff" w:themeFill="light1"/>
         <w:tcBorders>
-          <w:top w:val="none"/>
-          <w:left w:val="none"/>
+          <w:top w:val="none" w:color="000000" w:sz="4" w:space="0"/>
+          <w:left w:val="none" w:color="000000" w:sz="4" w:space="0"/>
           <w:bottom w:val="single" w:color="000000" w:themeColor="accent4" w:themeTint="9A" w:sz="4" w:space="0"/>
-          <w:right w:val="none"/>
+          <w:right w:val="none" w:color="000000" w:sz="4" w:space="0"/>
         </w:tcBorders>
       </w:tcPr>
     </w:tblStylePr>
@@ -15950,12 +16054,12 @@
         <w:tblBorders/>
       </w:tblPr>
       <w:tcPr>
-        <w:shd w:color="ffffff"/>
+        <w:shd w:val="clear" w:color="ffffff"/>
         <w:tcBorders>
-          <w:top w:val="none"/>
+          <w:top w:val="none" w:color="000000" w:sz="4" w:space="0"/>
           <w:left w:val="single" w:color="000000" w:themeColor="accent4" w:themeTint="9A" w:sz="4" w:space="0"/>
-          <w:bottom w:val="none"/>
-          <w:right w:val="none"/>
+          <w:bottom w:val="none" w:color="000000" w:sz="4" w:space="0"/>
+          <w:right w:val="none" w:color="000000" w:sz="4" w:space="0"/>
         </w:tcBorders>
       </w:tcPr>
     </w:tblStylePr>
@@ -15978,9 +16082,9 @@
         <w:shd w:val="clear" w:color="ffffff" w:themeColor="light1" w:fill="ffffff" w:themeFill="light1"/>
         <w:tcBorders>
           <w:top w:val="single" w:color="000000" w:themeColor="accent4" w:themeTint="9A" w:sz="4" w:space="0"/>
-          <w:left w:val="none"/>
-          <w:bottom w:val="none"/>
-          <w:right w:val="none"/>
+          <w:left w:val="none" w:color="000000" w:sz="4" w:space="0"/>
+          <w:bottom w:val="none" w:color="000000" w:sz="4" w:space="0"/>
+          <w:right w:val="none" w:color="000000" w:sz="4" w:space="0"/>
         </w:tcBorders>
       </w:tcPr>
     </w:tblStylePr>
@@ -16050,9 +16154,9 @@
       </w:tcPr>
     </w:tblStylePr>
   </w:style>
-  <w:style w:type="table" w:styleId="66">
+  <w:style w:type="table" w:styleId="790">
     <w:name w:val="Grid Table 7 Colorful - Accent 5"/>
-    <w:basedOn w:val="739"/>
+    <w:basedOn w:val="923"/>
     <w:uiPriority w:val="99"/>
     <w:pPr>
       <w:pBdr/>
@@ -16154,11 +16258,11 @@
         <w:tblBorders/>
       </w:tblPr>
       <w:tcPr>
-        <w:shd w:color="ffffff"/>
+        <w:shd w:val="clear" w:color="ffffff"/>
         <w:tcBorders>
-          <w:top w:val="none"/>
-          <w:left w:val="none"/>
-          <w:bottom w:val="none"/>
+          <w:top w:val="none" w:color="000000" w:sz="4" w:space="0"/>
+          <w:left w:val="none" w:color="000000" w:sz="4" w:space="0"/>
+          <w:bottom w:val="none" w:color="000000" w:sz="4" w:space="0"/>
           <w:right w:val="single" w:color="000000" w:themeColor="accent5" w:themeTint="90" w:sz="4" w:space="0"/>
         </w:tcBorders>
       </w:tcPr>
@@ -16181,10 +16285,10 @@
       <w:tcPr>
         <w:shd w:val="clear" w:color="ffffff" w:themeColor="light1" w:fill="ffffff" w:themeFill="light1"/>
         <w:tcBorders>
-          <w:top w:val="none"/>
-          <w:left w:val="none"/>
+          <w:top w:val="none" w:color="000000" w:sz="4" w:space="0"/>
+          <w:left w:val="none" w:color="000000" w:sz="4" w:space="0"/>
           <w:bottom w:val="single" w:color="000000" w:themeColor="accent5" w:themeTint="90" w:sz="4" w:space="0"/>
-          <w:right w:val="none"/>
+          <w:right w:val="none" w:color="000000" w:sz="4" w:space="0"/>
         </w:tcBorders>
       </w:tcPr>
     </w:tblStylePr>
@@ -16204,12 +16308,12 @@
         <w:tblBorders/>
       </w:tblPr>
       <w:tcPr>
-        <w:shd w:color="ffffff"/>
+        <w:shd w:val="clear" w:color="ffffff"/>
         <w:tcBorders>
-          <w:top w:val="none"/>
+          <w:top w:val="none" w:color="000000" w:sz="4" w:space="0"/>
           <w:left w:val="single" w:color="000000" w:themeColor="accent5" w:themeTint="90" w:sz="4" w:space="0"/>
-          <w:bottom w:val="none"/>
-          <w:right w:val="none"/>
+          <w:bottom w:val="none" w:color="000000" w:sz="4" w:space="0"/>
+          <w:right w:val="none" w:color="000000" w:sz="4" w:space="0"/>
         </w:tcBorders>
       </w:tcPr>
     </w:tblStylePr>
@@ -16232,9 +16336,9 @@
         <w:shd w:val="clear" w:color="ffffff" w:themeColor="light1" w:fill="ffffff" w:themeFill="light1"/>
         <w:tcBorders>
           <w:top w:val="single" w:color="000000" w:themeColor="accent5" w:themeTint="90" w:sz="4" w:space="0"/>
-          <w:left w:val="none"/>
-          <w:bottom w:val="none"/>
-          <w:right w:val="none"/>
+          <w:left w:val="none" w:color="000000" w:sz="4" w:space="0"/>
+          <w:bottom w:val="none" w:color="000000" w:sz="4" w:space="0"/>
+          <w:right w:val="none" w:color="000000" w:sz="4" w:space="0"/>
         </w:tcBorders>
       </w:tcPr>
     </w:tblStylePr>
@@ -16304,9 +16408,9 @@
       </w:tcPr>
     </w:tblStylePr>
   </w:style>
-  <w:style w:type="table" w:styleId="67">
+  <w:style w:type="table" w:styleId="791">
     <w:name w:val="Grid Table 7 Colorful - Accent 6"/>
-    <w:basedOn w:val="739"/>
+    <w:basedOn w:val="923"/>
     <w:uiPriority w:val="99"/>
     <w:pPr>
       <w:pBdr/>
@@ -16408,11 +16512,11 @@
         <w:tblBorders/>
       </w:tblPr>
       <w:tcPr>
-        <w:shd w:color="ffffff"/>
+        <w:shd w:val="clear" w:color="ffffff"/>
         <w:tcBorders>
-          <w:top w:val="none"/>
-          <w:left w:val="none"/>
-          <w:bottom w:val="none"/>
+          <w:top w:val="none" w:color="000000" w:sz="4" w:space="0"/>
+          <w:left w:val="none" w:color="000000" w:sz="4" w:space="0"/>
+          <w:bottom w:val="none" w:color="000000" w:sz="4" w:space="0"/>
           <w:right w:val="single" w:color="000000" w:themeColor="accent6" w:themeTint="90" w:sz="4" w:space="0"/>
         </w:tcBorders>
       </w:tcPr>
@@ -16435,10 +16539,10 @@
       <w:tcPr>
         <w:shd w:val="clear" w:color="ffffff" w:themeColor="light1" w:fill="ffffff" w:themeFill="light1"/>
         <w:tcBorders>
-          <w:top w:val="none"/>
-          <w:left w:val="none"/>
+          <w:top w:val="none" w:color="000000" w:sz="4" w:space="0"/>
+          <w:left w:val="none" w:color="000000" w:sz="4" w:space="0"/>
           <w:bottom w:val="single" w:color="000000" w:themeColor="accent6" w:themeTint="90" w:sz="4" w:space="0"/>
-          <w:right w:val="none"/>
+          <w:right w:val="none" w:color="000000" w:sz="4" w:space="0"/>
         </w:tcBorders>
       </w:tcPr>
     </w:tblStylePr>
@@ -16458,12 +16562,12 @@
         <w:tblBorders/>
       </w:tblPr>
       <w:tcPr>
-        <w:shd w:color="ffffff"/>
+        <w:shd w:val="clear" w:color="ffffff"/>
         <w:tcBorders>
-          <w:top w:val="none"/>
+          <w:top w:val="none" w:color="000000" w:sz="4" w:space="0"/>
           <w:left w:val="single" w:color="000000" w:themeColor="accent6" w:themeTint="90" w:sz="4" w:space="0"/>
-          <w:bottom w:val="none"/>
-          <w:right w:val="none"/>
+          <w:bottom w:val="none" w:color="000000" w:sz="4" w:space="0"/>
+          <w:right w:val="none" w:color="000000" w:sz="4" w:space="0"/>
         </w:tcBorders>
       </w:tcPr>
     </w:tblStylePr>
@@ -16486,9 +16590,9 @@
         <w:shd w:val="clear" w:color="ffffff" w:themeColor="light1" w:fill="ffffff" w:themeFill="light1"/>
         <w:tcBorders>
           <w:top w:val="single" w:color="000000" w:themeColor="accent6" w:themeTint="90" w:sz="4" w:space="0"/>
-          <w:left w:val="none"/>
-          <w:bottom w:val="none"/>
-          <w:right w:val="none"/>
+          <w:left w:val="none" w:color="000000" w:sz="4" w:space="0"/>
+          <w:bottom w:val="none" w:color="000000" w:sz="4" w:space="0"/>
+          <w:right w:val="none" w:color="000000" w:sz="4" w:space="0"/>
         </w:tcBorders>
       </w:tcPr>
     </w:tblStylePr>
@@ -16558,9 +16662,9 @@
       </w:tcPr>
     </w:tblStylePr>
   </w:style>
-  <w:style w:type="table" w:styleId="68">
+  <w:style w:type="table" w:styleId="792">
     <w:name w:val="List Table 1 Light"/>
-    <w:basedOn w:val="739"/>
+    <w:basedOn w:val="923"/>
     <w:uiPriority w:val="99"/>
     <w:pPr>
       <w:pBdr/>
@@ -16774,9 +16878,9 @@
       </w:tcPr>
     </w:tblStylePr>
   </w:style>
-  <w:style w:type="table" w:styleId="69">
+  <w:style w:type="table" w:styleId="793">
     <w:name w:val="List Table 1 Light - Accent 1"/>
-    <w:basedOn w:val="739"/>
+    <w:basedOn w:val="923"/>
     <w:uiPriority w:val="99"/>
     <w:pPr>
       <w:pBdr/>
@@ -16990,9 +17094,9 @@
       </w:tcPr>
     </w:tblStylePr>
   </w:style>
-  <w:style w:type="table" w:styleId="70">
+  <w:style w:type="table" w:styleId="794">
     <w:name w:val="List Table 1 Light - Accent 2"/>
-    <w:basedOn w:val="739"/>
+    <w:basedOn w:val="923"/>
     <w:uiPriority w:val="99"/>
     <w:pPr>
       <w:pBdr/>
@@ -17206,9 +17310,9 @@
       </w:tcPr>
     </w:tblStylePr>
   </w:style>
-  <w:style w:type="table" w:styleId="71">
+  <w:style w:type="table" w:styleId="795">
     <w:name w:val="List Table 1 Light - Accent 3"/>
-    <w:basedOn w:val="739"/>
+    <w:basedOn w:val="923"/>
     <w:uiPriority w:val="99"/>
     <w:pPr>
       <w:pBdr/>
@@ -17422,9 +17526,9 @@
       </w:tcPr>
     </w:tblStylePr>
   </w:style>
-  <w:style w:type="table" w:styleId="72">
+  <w:style w:type="table" w:styleId="796">
     <w:name w:val="List Table 1 Light - Accent 4"/>
-    <w:basedOn w:val="739"/>
+    <w:basedOn w:val="923"/>
     <w:uiPriority w:val="99"/>
     <w:pPr>
       <w:pBdr/>
@@ -17638,9 +17742,9 @@
       </w:tcPr>
     </w:tblStylePr>
   </w:style>
-  <w:style w:type="table" w:styleId="73">
+  <w:style w:type="table" w:styleId="797">
     <w:name w:val="List Table 1 Light - Accent 5"/>
-    <w:basedOn w:val="739"/>
+    <w:basedOn w:val="923"/>
     <w:uiPriority w:val="99"/>
     <w:pPr>
       <w:pBdr/>
@@ -17854,9 +17958,9 @@
       </w:tcPr>
     </w:tblStylePr>
   </w:style>
-  <w:style w:type="table" w:styleId="74">
+  <w:style w:type="table" w:styleId="798">
     <w:name w:val="List Table 1 Light - Accent 6"/>
-    <w:basedOn w:val="739"/>
+    <w:basedOn w:val="923"/>
     <w:uiPriority w:val="99"/>
     <w:pPr>
       <w:pBdr/>
@@ -18070,9 +18174,9 @@
       </w:tcPr>
     </w:tblStylePr>
   </w:style>
-  <w:style w:type="table" w:styleId="75">
+  <w:style w:type="table" w:styleId="799">
     <w:name w:val="List Table 2"/>
-    <w:basedOn w:val="739"/>
+    <w:basedOn w:val="923"/>
     <w:uiPriority w:val="99"/>
     <w:pPr>
       <w:pBdr/>
@@ -18308,9 +18412,9 @@
       </w:tcPr>
     </w:tblStylePr>
   </w:style>
-  <w:style w:type="table" w:styleId="76">
+  <w:style w:type="table" w:styleId="800">
     <w:name w:val="List Table 2 - Accent 1"/>
-    <w:basedOn w:val="739"/>
+    <w:basedOn w:val="923"/>
     <w:uiPriority w:val="99"/>
     <w:pPr>
       <w:pBdr/>
@@ -18546,9 +18650,9 @@
       </w:tcPr>
     </w:tblStylePr>
   </w:style>
-  <w:style w:type="table" w:styleId="77">
+  <w:style w:type="table" w:styleId="801">
     <w:name w:val="List Table 2 - Accent 2"/>
-    <w:basedOn w:val="739"/>
+    <w:basedOn w:val="923"/>
     <w:uiPriority w:val="99"/>
     <w:pPr>
       <w:pBdr/>
@@ -18784,9 +18888,9 @@
       </w:tcPr>
     </w:tblStylePr>
   </w:style>
-  <w:style w:type="table" w:styleId="78">
+  <w:style w:type="table" w:styleId="802">
     <w:name w:val="List Table 2 - Accent 3"/>
-    <w:basedOn w:val="739"/>
+    <w:basedOn w:val="923"/>
     <w:uiPriority w:val="99"/>
     <w:pPr>
       <w:pBdr/>
@@ -19022,9 +19126,9 @@
       </w:tcPr>
     </w:tblStylePr>
   </w:style>
-  <w:style w:type="table" w:styleId="79">
+  <w:style w:type="table" w:styleId="803">
     <w:name w:val="List Table 2 - Accent 4"/>
-    <w:basedOn w:val="739"/>
+    <w:basedOn w:val="923"/>
     <w:uiPriority w:val="99"/>
     <w:pPr>
       <w:pBdr/>
@@ -19260,9 +19364,9 @@
       </w:tcPr>
     </w:tblStylePr>
   </w:style>
-  <w:style w:type="table" w:styleId="80">
+  <w:style w:type="table" w:styleId="804">
     <w:name w:val="List Table 2 - Accent 5"/>
-    <w:basedOn w:val="739"/>
+    <w:basedOn w:val="923"/>
     <w:uiPriority w:val="99"/>
     <w:pPr>
       <w:pBdr/>
@@ -19498,9 +19602,9 @@
       </w:tcPr>
     </w:tblStylePr>
   </w:style>
-  <w:style w:type="table" w:styleId="81">
+  <w:style w:type="table" w:styleId="805">
     <w:name w:val="List Table 2 - Accent 6"/>
-    <w:basedOn w:val="739"/>
+    <w:basedOn w:val="923"/>
     <w:uiPriority w:val="99"/>
     <w:pPr>
       <w:pBdr/>
@@ -19736,9 +19840,9 @@
       </w:tcPr>
     </w:tblStylePr>
   </w:style>
-  <w:style w:type="table" w:styleId="82">
+  <w:style w:type="table" w:styleId="806">
     <w:name w:val="List Table 3"/>
-    <w:basedOn w:val="739"/>
+    <w:basedOn w:val="923"/>
     <w:uiPriority w:val="99"/>
     <w:pPr>
       <w:pBdr/>
@@ -19964,9 +20068,9 @@
       </w:tcPr>
     </w:tblStylePr>
   </w:style>
-  <w:style w:type="table" w:styleId="83">
+  <w:style w:type="table" w:styleId="807">
     <w:name w:val="List Table 3 - Accent 1"/>
-    <w:basedOn w:val="739"/>
+    <w:basedOn w:val="923"/>
     <w:uiPriority w:val="99"/>
     <w:pPr>
       <w:pBdr/>
@@ -20192,9 +20296,9 @@
       </w:tcPr>
     </w:tblStylePr>
   </w:style>
-  <w:style w:type="table" w:styleId="84">
+  <w:style w:type="table" w:styleId="808">
     <w:name w:val="List Table 3 - Accent 2"/>
-    <w:basedOn w:val="739"/>
+    <w:basedOn w:val="923"/>
     <w:uiPriority w:val="99"/>
     <w:pPr>
       <w:pBdr/>
@@ -20420,9 +20524,9 @@
       </w:tcPr>
     </w:tblStylePr>
   </w:style>
-  <w:style w:type="table" w:styleId="85">
+  <w:style w:type="table" w:styleId="809">
     <w:name w:val="List Table 3 - Accent 3"/>
-    <w:basedOn w:val="739"/>
+    <w:basedOn w:val="923"/>
     <w:uiPriority w:val="99"/>
     <w:pPr>
       <w:pBdr/>
@@ -20648,9 +20752,9 @@
       </w:tcPr>
     </w:tblStylePr>
   </w:style>
-  <w:style w:type="table" w:styleId="86">
+  <w:style w:type="table" w:styleId="810">
     <w:name w:val="List Table 3 - Accent 4"/>
-    <w:basedOn w:val="739"/>
+    <w:basedOn w:val="923"/>
     <w:uiPriority w:val="99"/>
     <w:pPr>
       <w:pBdr/>
@@ -20876,9 +20980,9 @@
       </w:tcPr>
     </w:tblStylePr>
   </w:style>
-  <w:style w:type="table" w:styleId="87">
+  <w:style w:type="table" w:styleId="811">
     <w:name w:val="List Table 3 - Accent 5"/>
-    <w:basedOn w:val="739"/>
+    <w:basedOn w:val="923"/>
     <w:uiPriority w:val="99"/>
     <w:pPr>
       <w:pBdr/>
@@ -21104,9 +21208,9 @@
       </w:tcPr>
     </w:tblStylePr>
   </w:style>
-  <w:style w:type="table" w:styleId="88">
+  <w:style w:type="table" w:styleId="812">
     <w:name w:val="List Table 3 - Accent 6"/>
-    <w:basedOn w:val="739"/>
+    <w:basedOn w:val="923"/>
     <w:uiPriority w:val="99"/>
     <w:pPr>
       <w:pBdr/>
@@ -21332,9 +21436,9 @@
       </w:tcPr>
     </w:tblStylePr>
   </w:style>
-  <w:style w:type="table" w:styleId="89">
+  <w:style w:type="table" w:styleId="813">
     <w:name w:val="List Table 4"/>
-    <w:basedOn w:val="739"/>
+    <w:basedOn w:val="923"/>
     <w:uiPriority w:val="99"/>
     <w:pPr>
       <w:pBdr/>
@@ -21557,9 +21661,9 @@
       </w:tcPr>
     </w:tblStylePr>
   </w:style>
-  <w:style w:type="table" w:styleId="90">
+  <w:style w:type="table" w:styleId="814">
     <w:name w:val="List Table 4 - Accent 1"/>
-    <w:basedOn w:val="739"/>
+    <w:basedOn w:val="923"/>
     <w:uiPriority w:val="99"/>
     <w:pPr>
       <w:pBdr/>
@@ -21782,9 +21886,9 @@
       </w:tcPr>
     </w:tblStylePr>
   </w:style>
-  <w:style w:type="table" w:styleId="91">
+  <w:style w:type="table" w:styleId="815">
     <w:name w:val="List Table 4 - Accent 2"/>
-    <w:basedOn w:val="739"/>
+    <w:basedOn w:val="923"/>
     <w:uiPriority w:val="99"/>
     <w:pPr>
       <w:pBdr/>
@@ -22007,9 +22111,9 @@
       </w:tcPr>
     </w:tblStylePr>
   </w:style>
-  <w:style w:type="table" w:styleId="92">
+  <w:style w:type="table" w:styleId="816">
     <w:name w:val="List Table 4 - Accent 3"/>
-    <w:basedOn w:val="739"/>
+    <w:basedOn w:val="923"/>
     <w:uiPriority w:val="99"/>
     <w:pPr>
       <w:pBdr/>
@@ -22232,9 +22336,9 @@
       </w:tcPr>
     </w:tblStylePr>
   </w:style>
-  <w:style w:type="table" w:styleId="93">
+  <w:style w:type="table" w:styleId="817">
     <w:name w:val="List Table 4 - Accent 4"/>
-    <w:basedOn w:val="739"/>
+    <w:basedOn w:val="923"/>
     <w:uiPriority w:val="99"/>
     <w:pPr>
       <w:pBdr/>
@@ -22457,9 +22561,9 @@
       </w:tcPr>
     </w:tblStylePr>
   </w:style>
-  <w:style w:type="table" w:styleId="94">
+  <w:style w:type="table" w:styleId="818">
     <w:name w:val="List Table 4 - Accent 5"/>
-    <w:basedOn w:val="739"/>
+    <w:basedOn w:val="923"/>
     <w:uiPriority w:val="99"/>
     <w:pPr>
       <w:pBdr/>
@@ -22682,9 +22786,9 @@
       </w:tcPr>
     </w:tblStylePr>
   </w:style>
-  <w:style w:type="table" w:styleId="95">
+  <w:style w:type="table" w:styleId="819">
     <w:name w:val="List Table 4 - Accent 6"/>
-    <w:basedOn w:val="739"/>
+    <w:basedOn w:val="923"/>
     <w:uiPriority w:val="99"/>
     <w:pPr>
       <w:pBdr/>
@@ -22907,9 +23011,9 @@
       </w:tcPr>
     </w:tblStylePr>
   </w:style>
-  <w:style w:type="table" w:styleId="96">
+  <w:style w:type="table" w:styleId="820">
     <w:name w:val="List Table 5 Dark"/>
-    <w:basedOn w:val="739"/>
+    <w:basedOn w:val="923"/>
     <w:uiPriority w:val="99"/>
     <w:pPr>
       <w:pBdr/>
@@ -23149,9 +23253,9 @@
       </w:tcPr>
     </w:tblStylePr>
   </w:style>
-  <w:style w:type="table" w:styleId="97">
+  <w:style w:type="table" w:styleId="821">
     <w:name w:val="List Table 5 Dark - Accent 1"/>
-    <w:basedOn w:val="739"/>
+    <w:basedOn w:val="923"/>
     <w:uiPriority w:val="99"/>
     <w:pPr>
       <w:pBdr/>
@@ -23391,9 +23495,9 @@
       </w:tcPr>
     </w:tblStylePr>
   </w:style>
-  <w:style w:type="table" w:styleId="98">
+  <w:style w:type="table" w:styleId="822">
     <w:name w:val="List Table 5 Dark - Accent 2"/>
-    <w:basedOn w:val="739"/>
+    <w:basedOn w:val="923"/>
     <w:uiPriority w:val="99"/>
     <w:pPr>
       <w:pBdr/>
@@ -23633,9 +23737,9 @@
       </w:tcPr>
     </w:tblStylePr>
   </w:style>
-  <w:style w:type="table" w:styleId="99">
+  <w:style w:type="table" w:styleId="823">
     <w:name w:val="List Table 5 Dark - Accent 3"/>
-    <w:basedOn w:val="739"/>
+    <w:basedOn w:val="923"/>
     <w:uiPriority w:val="99"/>
     <w:pPr>
       <w:pBdr/>
@@ -23875,9 +23979,9 @@
       </w:tcPr>
     </w:tblStylePr>
   </w:style>
-  <w:style w:type="table" w:styleId="100">
+  <w:style w:type="table" w:styleId="824">
     <w:name w:val="List Table 5 Dark - Accent 4"/>
-    <w:basedOn w:val="739"/>
+    <w:basedOn w:val="923"/>
     <w:uiPriority w:val="99"/>
     <w:pPr>
       <w:pBdr/>
@@ -24117,9 +24221,9 @@
       </w:tcPr>
     </w:tblStylePr>
   </w:style>
-  <w:style w:type="table" w:styleId="101">
+  <w:style w:type="table" w:styleId="825">
     <w:name w:val="List Table 5 Dark - Accent 5"/>
-    <w:basedOn w:val="739"/>
+    <w:basedOn w:val="923"/>
     <w:uiPriority w:val="99"/>
     <w:pPr>
       <w:pBdr/>
@@ -24359,9 +24463,9 @@
       </w:tcPr>
     </w:tblStylePr>
   </w:style>
-  <w:style w:type="table" w:styleId="102">
+  <w:style w:type="table" w:styleId="826">
     <w:name w:val="List Table 5 Dark - Accent 6"/>
-    <w:basedOn w:val="739"/>
+    <w:basedOn w:val="923"/>
     <w:uiPriority w:val="99"/>
     <w:pPr>
       <w:pBdr/>
@@ -24601,9 +24705,9 @@
       </w:tcPr>
     </w:tblStylePr>
   </w:style>
-  <w:style w:type="table" w:styleId="103">
+  <w:style w:type="table" w:styleId="827">
     <w:name w:val="List Table 6 Colorful"/>
-    <w:basedOn w:val="739"/>
+    <w:basedOn w:val="923"/>
     <w:uiPriority w:val="99"/>
     <w:pPr>
       <w:pBdr/>
@@ -24824,9 +24928,9 @@
       </w:tcPr>
     </w:tblStylePr>
   </w:style>
-  <w:style w:type="table" w:styleId="104">
+  <w:style w:type="table" w:styleId="828">
     <w:name w:val="List Table 6 Colorful - Accent 1"/>
-    <w:basedOn w:val="739"/>
+    <w:basedOn w:val="923"/>
     <w:uiPriority w:val="99"/>
     <w:pPr>
       <w:pBdr/>
@@ -25047,9 +25151,9 @@
       </w:tcPr>
     </w:tblStylePr>
   </w:style>
-  <w:style w:type="table" w:styleId="105">
+  <w:style w:type="table" w:styleId="829">
     <w:name w:val="List Table 6 Colorful - Accent 2"/>
-    <w:basedOn w:val="739"/>
+    <w:basedOn w:val="923"/>
     <w:uiPriority w:val="99"/>
     <w:pPr>
       <w:pBdr/>
@@ -25270,9 +25374,9 @@
       </w:tcPr>
     </w:tblStylePr>
   </w:style>
-  <w:style w:type="table" w:styleId="106">
+  <w:style w:type="table" w:styleId="830">
     <w:name w:val="List Table 6 Colorful - Accent 3"/>
-    <w:basedOn w:val="739"/>
+    <w:basedOn w:val="923"/>
     <w:uiPriority w:val="99"/>
     <w:pPr>
       <w:pBdr/>
@@ -25493,9 +25597,9 @@
       </w:tcPr>
     </w:tblStylePr>
   </w:style>
-  <w:style w:type="table" w:styleId="107">
+  <w:style w:type="table" w:styleId="831">
     <w:name w:val="List Table 6 Colorful - Accent 4"/>
-    <w:basedOn w:val="739"/>
+    <w:basedOn w:val="923"/>
     <w:uiPriority w:val="99"/>
     <w:pPr>
       <w:pBdr/>
@@ -25716,9 +25820,9 @@
       </w:tcPr>
     </w:tblStylePr>
   </w:style>
-  <w:style w:type="table" w:styleId="108">
+  <w:style w:type="table" w:styleId="832">
     <w:name w:val="List Table 6 Colorful - Accent 5"/>
-    <w:basedOn w:val="739"/>
+    <w:basedOn w:val="923"/>
     <w:uiPriority w:val="99"/>
     <w:pPr>
       <w:pBdr/>
@@ -25939,9 +26043,9 @@
       </w:tcPr>
     </w:tblStylePr>
   </w:style>
-  <w:style w:type="table" w:styleId="109">
+  <w:style w:type="table" w:styleId="833">
     <w:name w:val="List Table 6 Colorful - Accent 6"/>
-    <w:basedOn w:val="739"/>
+    <w:basedOn w:val="923"/>
     <w:uiPriority w:val="99"/>
     <w:pPr>
       <w:pBdr/>
@@ -26162,9 +26266,9 @@
       </w:tcPr>
     </w:tblStylePr>
   </w:style>
-  <w:style w:type="table" w:styleId="110">
+  <w:style w:type="table" w:styleId="834">
     <w:name w:val="List Table 7 Colorful"/>
-    <w:basedOn w:val="739"/>
+    <w:basedOn w:val="923"/>
     <w:uiPriority w:val="99"/>
     <w:pPr>
       <w:pBdr/>
@@ -26263,11 +26367,11 @@
         <w:tblBorders/>
       </w:tblPr>
       <w:tcPr>
-        <w:shd w:color="ffffff"/>
+        <w:shd w:val="clear" w:color="ffffff"/>
         <w:tcBorders>
-          <w:top w:val="none"/>
-          <w:left w:val="none"/>
-          <w:bottom w:val="none"/>
+          <w:top w:val="none" w:color="000000" w:sz="4" w:space="0"/>
+          <w:left w:val="none" w:color="000000" w:sz="4" w:space="0"/>
+          <w:bottom w:val="none" w:color="000000" w:sz="4" w:space="0"/>
           <w:right w:val="single" w:color="000000" w:themeColor="text1" w:themeTint="80" w:sz="4" w:space="0"/>
         </w:tcBorders>
       </w:tcPr>
@@ -26290,10 +26394,10 @@
       <w:tcPr>
         <w:shd w:val="clear" w:color="ffffff" w:themeColor="light1" w:fill="ffffff" w:themeFill="light1"/>
         <w:tcBorders>
-          <w:top w:val="none"/>
-          <w:left w:val="none"/>
+          <w:top w:val="none" w:color="000000" w:sz="4" w:space="0"/>
+          <w:left w:val="none" w:color="000000" w:sz="4" w:space="0"/>
           <w:bottom w:val="single" w:color="000000" w:themeColor="text1" w:themeTint="80" w:sz="4" w:space="0"/>
-          <w:right w:val="none"/>
+          <w:right w:val="none" w:color="000000" w:sz="4" w:space="0"/>
         </w:tcBorders>
       </w:tcPr>
     </w:tblStylePr>
@@ -26313,12 +26417,12 @@
         <w:tblBorders/>
       </w:tblPr>
       <w:tcPr>
-        <w:shd w:color="ffffff"/>
+        <w:shd w:val="clear" w:color="ffffff"/>
         <w:tcBorders>
-          <w:top w:val="none"/>
+          <w:top w:val="none" w:color="000000" w:sz="4" w:space="0"/>
           <w:left w:val="single" w:color="000000" w:themeColor="text1" w:themeTint="80" w:sz="4" w:space="0"/>
-          <w:bottom w:val="none"/>
-          <w:right w:val="none"/>
+          <w:bottom w:val="none" w:color="000000" w:sz="4" w:space="0"/>
+          <w:right w:val="none" w:color="000000" w:sz="4" w:space="0"/>
         </w:tcBorders>
       </w:tcPr>
     </w:tblStylePr>
@@ -26341,9 +26445,9 @@
         <w:shd w:val="clear" w:color="ffffff" w:themeColor="light1" w:fill="ffffff" w:themeFill="light1"/>
         <w:tcBorders>
           <w:top w:val="single" w:color="000000" w:themeColor="text1" w:themeTint="80" w:sz="4" w:space="0"/>
-          <w:left w:val="none"/>
-          <w:bottom w:val="none"/>
-          <w:right w:val="none"/>
+          <w:left w:val="none" w:color="000000" w:sz="4" w:space="0"/>
+          <w:bottom w:val="none" w:color="000000" w:sz="4" w:space="0"/>
+          <w:right w:val="none" w:color="000000" w:sz="4" w:space="0"/>
         </w:tcBorders>
       </w:tcPr>
     </w:tblStylePr>
@@ -26418,9 +26522,9 @@
       </w:tcPr>
     </w:tblStylePr>
   </w:style>
-  <w:style w:type="table" w:styleId="111">
+  <w:style w:type="table" w:styleId="835">
     <w:name w:val="List Table 7 Colorful - Accent 1"/>
-    <w:basedOn w:val="739"/>
+    <w:basedOn w:val="923"/>
     <w:uiPriority w:val="99"/>
     <w:pPr>
       <w:pBdr/>
@@ -26519,11 +26623,11 @@
         <w:tblBorders/>
       </w:tblPr>
       <w:tcPr>
-        <w:shd w:color="ffffff"/>
+        <w:shd w:val="clear" w:color="ffffff"/>
         <w:tcBorders>
-          <w:top w:val="none"/>
-          <w:left w:val="none"/>
-          <w:bottom w:val="none"/>
+          <w:top w:val="none" w:color="000000" w:sz="4" w:space="0"/>
+          <w:left w:val="none" w:color="000000" w:sz="4" w:space="0"/>
+          <w:bottom w:val="none" w:color="000000" w:sz="4" w:space="0"/>
           <w:right w:val="single" w:color="000000" w:themeColor="accent1" w:sz="4" w:space="0"/>
         </w:tcBorders>
       </w:tcPr>
@@ -26546,10 +26650,10 @@
       <w:tcPr>
         <w:shd w:val="clear" w:color="ffffff" w:themeColor="light1" w:fill="ffffff" w:themeFill="light1"/>
         <w:tcBorders>
-          <w:top w:val="none"/>
-          <w:left w:val="none"/>
+          <w:top w:val="none" w:color="000000" w:sz="4" w:space="0"/>
+          <w:left w:val="none" w:color="000000" w:sz="4" w:space="0"/>
           <w:bottom w:val="single" w:color="000000" w:themeColor="accent1" w:sz="4" w:space="0"/>
-          <w:right w:val="none"/>
+          <w:right w:val="none" w:color="000000" w:sz="4" w:space="0"/>
         </w:tcBorders>
       </w:tcPr>
     </w:tblStylePr>
@@ -26569,12 +26673,12 @@
         <w:tblBorders/>
       </w:tblPr>
       <w:tcPr>
-        <w:shd w:color="ffffff"/>
+        <w:shd w:val="clear" w:color="ffffff"/>
         <w:tcBorders>
-          <w:top w:val="none"/>
+          <w:top w:val="none" w:color="000000" w:sz="4" w:space="0"/>
           <w:left w:val="single" w:color="000000" w:themeColor="accent1" w:sz="4" w:space="0"/>
-          <w:bottom w:val="none"/>
-          <w:right w:val="none"/>
+          <w:bottom w:val="none" w:color="000000" w:sz="4" w:space="0"/>
+          <w:right w:val="none" w:color="000000" w:sz="4" w:space="0"/>
         </w:tcBorders>
       </w:tcPr>
     </w:tblStylePr>
@@ -26597,9 +26701,9 @@
         <w:shd w:val="clear" w:color="ffffff" w:themeColor="light1" w:fill="ffffff" w:themeFill="light1"/>
         <w:tcBorders>
           <w:top w:val="single" w:color="000000" w:themeColor="accent1" w:sz="4" w:space="0"/>
-          <w:left w:val="none"/>
-          <w:bottom w:val="none"/>
-          <w:right w:val="none"/>
+          <w:left w:val="none" w:color="000000" w:sz="4" w:space="0"/>
+          <w:bottom w:val="none" w:color="000000" w:sz="4" w:space="0"/>
+          <w:right w:val="none" w:color="000000" w:sz="4" w:space="0"/>
         </w:tcBorders>
       </w:tcPr>
     </w:tblStylePr>
@@ -26674,9 +26778,9 @@
       </w:tcPr>
     </w:tblStylePr>
   </w:style>
-  <w:style w:type="table" w:styleId="112">
+  <w:style w:type="table" w:styleId="836">
     <w:name w:val="List Table 7 Colorful - Accent 2"/>
-    <w:basedOn w:val="739"/>
+    <w:basedOn w:val="923"/>
     <w:uiPriority w:val="99"/>
     <w:pPr>
       <w:pBdr/>
@@ -26775,11 +26879,11 @@
         <w:tblBorders/>
       </w:tblPr>
       <w:tcPr>
-        <w:shd w:color="ffffff"/>
+        <w:shd w:val="clear" w:color="ffffff"/>
         <w:tcBorders>
-          <w:top w:val="none"/>
-          <w:left w:val="none"/>
-          <w:bottom w:val="none"/>
+          <w:top w:val="none" w:color="000000" w:sz="4" w:space="0"/>
+          <w:left w:val="none" w:color="000000" w:sz="4" w:space="0"/>
+          <w:bottom w:val="none" w:color="000000" w:sz="4" w:space="0"/>
           <w:right w:val="single" w:color="000000" w:themeColor="accent2" w:themeTint="97" w:sz="4" w:space="0"/>
         </w:tcBorders>
       </w:tcPr>
@@ -26802,10 +26906,10 @@
       <w:tcPr>
         <w:shd w:val="clear" w:color="ffffff" w:themeColor="light1" w:fill="ffffff" w:themeFill="light1"/>
         <w:tcBorders>
-          <w:top w:val="none"/>
-          <w:left w:val="none"/>
+          <w:top w:val="none" w:color="000000" w:sz="4" w:space="0"/>
+          <w:left w:val="none" w:color="000000" w:sz="4" w:space="0"/>
           <w:bottom w:val="single" w:color="000000" w:themeColor="accent2" w:themeTint="97" w:sz="4" w:space="0"/>
-          <w:right w:val="none"/>
+          <w:right w:val="none" w:color="000000" w:sz="4" w:space="0"/>
         </w:tcBorders>
       </w:tcPr>
     </w:tblStylePr>
@@ -26825,12 +26929,12 @@
         <w:tblBorders/>
       </w:tblPr>
       <w:tcPr>
-        <w:shd w:color="ffffff"/>
+        <w:shd w:val="clear" w:color="ffffff"/>
         <w:tcBorders>
-          <w:top w:val="none"/>
+          <w:top w:val="none" w:color="000000" w:sz="4" w:space="0"/>
           <w:left w:val="single" w:color="000000" w:themeColor="accent2" w:themeTint="97" w:sz="4" w:space="0"/>
-          <w:bottom w:val="none"/>
-          <w:right w:val="none"/>
+          <w:bottom w:val="none" w:color="000000" w:sz="4" w:space="0"/>
+          <w:right w:val="none" w:color="000000" w:sz="4" w:space="0"/>
         </w:tcBorders>
       </w:tcPr>
     </w:tblStylePr>
@@ -26853,9 +26957,9 @@
         <w:shd w:val="clear" w:color="ffffff" w:themeColor="light1" w:fill="ffffff" w:themeFill="light1"/>
         <w:tcBorders>
           <w:top w:val="single" w:color="000000" w:themeColor="accent2" w:themeTint="97" w:sz="4" w:space="0"/>
-          <w:left w:val="none"/>
-          <w:bottom w:val="none"/>
-          <w:right w:val="none"/>
+          <w:left w:val="none" w:color="000000" w:sz="4" w:space="0"/>
+          <w:bottom w:val="none" w:color="000000" w:sz="4" w:space="0"/>
+          <w:right w:val="none" w:color="000000" w:sz="4" w:space="0"/>
         </w:tcBorders>
       </w:tcPr>
     </w:tblStylePr>
@@ -26930,9 +27034,9 @@
       </w:tcPr>
     </w:tblStylePr>
   </w:style>
-  <w:style w:type="table" w:styleId="113">
+  <w:style w:type="table" w:styleId="837">
     <w:name w:val="List Table 7 Colorful - Accent 3"/>
-    <w:basedOn w:val="739"/>
+    <w:basedOn w:val="923"/>
     <w:uiPriority w:val="99"/>
     <w:pPr>
       <w:pBdr/>
@@ -27031,11 +27135,11 @@
         <w:tblBorders/>
       </w:tblPr>
       <w:tcPr>
-        <w:shd w:color="ffffff"/>
+        <w:shd w:val="clear" w:color="ffffff"/>
         <w:tcBorders>
-          <w:top w:val="none"/>
-          <w:left w:val="none"/>
-          <w:bottom w:val="none"/>
+          <w:top w:val="none" w:color="000000" w:sz="4" w:space="0"/>
+          <w:left w:val="none" w:color="000000" w:sz="4" w:space="0"/>
+          <w:bottom w:val="none" w:color="000000" w:sz="4" w:space="0"/>
           <w:right w:val="single" w:color="000000" w:themeColor="accent3" w:themeTint="98" w:sz="4" w:space="0"/>
         </w:tcBorders>
       </w:tcPr>
@@ -27058,10 +27162,10 @@
       <w:tcPr>
         <w:shd w:val="clear" w:color="ffffff" w:themeColor="light1" w:fill="ffffff" w:themeFill="light1"/>
         <w:tcBorders>
-          <w:top w:val="none"/>
-          <w:left w:val="none"/>
+          <w:top w:val="none" w:color="000000" w:sz="4" w:space="0"/>
+          <w:left w:val="none" w:color="000000" w:sz="4" w:space="0"/>
           <w:bottom w:val="single" w:color="000000" w:themeColor="accent3" w:themeTint="98" w:sz="4" w:space="0"/>
-          <w:right w:val="none"/>
+          <w:right w:val="none" w:color="000000" w:sz="4" w:space="0"/>
         </w:tcBorders>
       </w:tcPr>
     </w:tblStylePr>
@@ -27081,12 +27185,12 @@
         <w:tblBorders/>
       </w:tblPr>
       <w:tcPr>
-        <w:shd w:color="ffffff"/>
+        <w:shd w:val="clear" w:color="ffffff"/>
         <w:tcBorders>
-          <w:top w:val="none"/>
+          <w:top w:val="none" w:color="000000" w:sz="4" w:space="0"/>
           <w:left w:val="single" w:color="000000" w:themeColor="accent3" w:themeTint="98" w:sz="4" w:space="0"/>
-          <w:bottom w:val="none"/>
-          <w:right w:val="none"/>
+          <w:bottom w:val="none" w:color="000000" w:sz="4" w:space="0"/>
+          <w:right w:val="none" w:color="000000" w:sz="4" w:space="0"/>
         </w:tcBorders>
       </w:tcPr>
     </w:tblStylePr>
@@ -27109,9 +27213,9 @@
         <w:shd w:val="clear" w:color="ffffff" w:themeColor="light1" w:fill="ffffff" w:themeFill="light1"/>
         <w:tcBorders>
           <w:top w:val="single" w:color="000000" w:themeColor="accent3" w:themeTint="98" w:sz="4" w:space="0"/>
-          <w:left w:val="none"/>
-          <w:bottom w:val="none"/>
-          <w:right w:val="none"/>
+          <w:left w:val="none" w:color="000000" w:sz="4" w:space="0"/>
+          <w:bottom w:val="none" w:color="000000" w:sz="4" w:space="0"/>
+          <w:right w:val="none" w:color="000000" w:sz="4" w:space="0"/>
         </w:tcBorders>
       </w:tcPr>
     </w:tblStylePr>
@@ -27186,9 +27290,9 @@
       </w:tcPr>
     </w:tblStylePr>
   </w:style>
-  <w:style w:type="table" w:styleId="114">
+  <w:style w:type="table" w:styleId="838">
     <w:name w:val="List Table 7 Colorful - Accent 4"/>
-    <w:basedOn w:val="739"/>
+    <w:basedOn w:val="923"/>
     <w:uiPriority w:val="99"/>
     <w:pPr>
       <w:pBdr/>
@@ -27287,11 +27391,11 @@
         <w:tblBorders/>
       </w:tblPr>
       <w:tcPr>
-        <w:shd w:color="ffffff"/>
+        <w:shd w:val="clear" w:color="ffffff"/>
         <w:tcBorders>
-          <w:top w:val="none"/>
-          <w:left w:val="none"/>
-          <w:bottom w:val="none"/>
+          <w:top w:val="none" w:color="000000" w:sz="4" w:space="0"/>
+          <w:left w:val="none" w:color="000000" w:sz="4" w:space="0"/>
+          <w:bottom w:val="none" w:color="000000" w:sz="4" w:space="0"/>
           <w:right w:val="single" w:color="000000" w:themeColor="accent4" w:themeTint="9A" w:sz="4" w:space="0"/>
         </w:tcBorders>
       </w:tcPr>
@@ -27314,10 +27418,10 @@
       <w:tcPr>
         <w:shd w:val="clear" w:color="ffffff" w:themeColor="light1" w:fill="ffffff" w:themeFill="light1"/>
         <w:tcBorders>
-          <w:top w:val="none"/>
-          <w:left w:val="none"/>
+          <w:top w:val="none" w:color="000000" w:sz="4" w:space="0"/>
+          <w:left w:val="none" w:color="000000" w:sz="4" w:space="0"/>
           <w:bottom w:val="single" w:color="000000" w:themeColor="accent4" w:themeTint="9A" w:sz="4" w:space="0"/>
-          <w:right w:val="none"/>
+          <w:right w:val="none" w:color="000000" w:sz="4" w:space="0"/>
         </w:tcBorders>
       </w:tcPr>
     </w:tblStylePr>
@@ -27337,12 +27441,12 @@
         <w:tblBorders/>
       </w:tblPr>
       <w:tcPr>
-        <w:shd w:color="ffffff"/>
+        <w:shd w:val="clear" w:color="ffffff"/>
         <w:tcBorders>
-          <w:top w:val="none"/>
+          <w:top w:val="none" w:color="000000" w:sz="4" w:space="0"/>
           <w:left w:val="single" w:color="000000" w:themeColor="accent4" w:themeTint="9A" w:sz="4" w:space="0"/>
-          <w:bottom w:val="none"/>
-          <w:right w:val="none"/>
+          <w:bottom w:val="none" w:color="000000" w:sz="4" w:space="0"/>
+          <w:right w:val="none" w:color="000000" w:sz="4" w:space="0"/>
         </w:tcBorders>
       </w:tcPr>
     </w:tblStylePr>
@@ -27365,9 +27469,9 @@
         <w:shd w:val="clear" w:color="ffffff" w:themeColor="light1" w:fill="ffffff" w:themeFill="light1"/>
         <w:tcBorders>
           <w:top w:val="single" w:color="000000" w:themeColor="accent4" w:themeTint="9A" w:sz="4" w:space="0"/>
-          <w:left w:val="none"/>
-          <w:bottom w:val="none"/>
-          <w:right w:val="none"/>
+          <w:left w:val="none" w:color="000000" w:sz="4" w:space="0"/>
+          <w:bottom w:val="none" w:color="000000" w:sz="4" w:space="0"/>
+          <w:right w:val="none" w:color="000000" w:sz="4" w:space="0"/>
         </w:tcBorders>
       </w:tcPr>
     </w:tblStylePr>
@@ -27442,9 +27546,9 @@
       </w:tcPr>
     </w:tblStylePr>
   </w:style>
-  <w:style w:type="table" w:styleId="115">
+  <w:style w:type="table" w:styleId="839">
     <w:name w:val="List Table 7 Colorful - Accent 5"/>
-    <w:basedOn w:val="739"/>
+    <w:basedOn w:val="923"/>
     <w:uiPriority w:val="99"/>
     <w:pPr>
       <w:pBdr/>
@@ -27543,11 +27647,11 @@
         <w:tblBorders/>
       </w:tblPr>
       <w:tcPr>
-        <w:shd w:color="ffffff"/>
+        <w:shd w:val="clear" w:color="ffffff"/>
         <w:tcBorders>
-          <w:top w:val="none"/>
-          <w:left w:val="none"/>
-          <w:bottom w:val="none"/>
+          <w:top w:val="none" w:color="000000" w:sz="4" w:space="0"/>
+          <w:left w:val="none" w:color="000000" w:sz="4" w:space="0"/>
+          <w:bottom w:val="none" w:color="000000" w:sz="4" w:space="0"/>
           <w:right w:val="single" w:color="000000" w:themeColor="accent5" w:themeTint="9A" w:sz="4" w:space="0"/>
         </w:tcBorders>
       </w:tcPr>
@@ -27570,10 +27674,10 @@
       <w:tcPr>
         <w:shd w:val="clear" w:color="ffffff" w:themeColor="light1" w:fill="ffffff" w:themeFill="light1"/>
         <w:tcBorders>
-          <w:top w:val="none"/>
-          <w:left w:val="none"/>
+          <w:top w:val="none" w:color="000000" w:sz="4" w:space="0"/>
+          <w:left w:val="none" w:color="000000" w:sz="4" w:space="0"/>
           <w:bottom w:val="single" w:color="000000" w:themeColor="accent5" w:themeTint="9A" w:sz="4" w:space="0"/>
-          <w:right w:val="none"/>
+          <w:right w:val="none" w:color="000000" w:sz="4" w:space="0"/>
         </w:tcBorders>
       </w:tcPr>
     </w:tblStylePr>
@@ -27593,12 +27697,12 @@
         <w:tblBorders/>
       </w:tblPr>
       <w:tcPr>
-        <w:shd w:color="ffffff"/>
+        <w:shd w:val="clear" w:color="ffffff"/>
         <w:tcBorders>
-          <w:top w:val="none"/>
+          <w:top w:val="none" w:color="000000" w:sz="4" w:space="0"/>
           <w:left w:val="single" w:color="000000" w:themeColor="accent5" w:themeTint="9A" w:sz="4" w:space="0"/>
-          <w:bottom w:val="none"/>
-          <w:right w:val="none"/>
+          <w:bottom w:val="none" w:color="000000" w:sz="4" w:space="0"/>
+          <w:right w:val="none" w:color="000000" w:sz="4" w:space="0"/>
         </w:tcBorders>
       </w:tcPr>
     </w:tblStylePr>
@@ -27621,9 +27725,9 @@
         <w:shd w:val="clear" w:color="ffffff" w:themeColor="light1" w:fill="ffffff" w:themeFill="light1"/>
         <w:tcBorders>
           <w:top w:val="single" w:color="000000" w:themeColor="accent5" w:themeTint="9A" w:sz="4" w:space="0"/>
-          <w:left w:val="none"/>
-          <w:bottom w:val="none"/>
-          <w:right w:val="none"/>
+          <w:left w:val="none" w:color="000000" w:sz="4" w:space="0"/>
+          <w:bottom w:val="none" w:color="000000" w:sz="4" w:space="0"/>
+          <w:right w:val="none" w:color="000000" w:sz="4" w:space="0"/>
         </w:tcBorders>
       </w:tcPr>
     </w:tblStylePr>
@@ -27698,9 +27802,9 @@
       </w:tcPr>
     </w:tblStylePr>
   </w:style>
-  <w:style w:type="table" w:styleId="116">
+  <w:style w:type="table" w:styleId="840">
     <w:name w:val="List Table 7 Colorful - Accent 6"/>
-    <w:basedOn w:val="739"/>
+    <w:basedOn w:val="923"/>
     <w:uiPriority w:val="99"/>
     <w:pPr>
       <w:pBdr/>
@@ -27799,11 +27903,11 @@
         <w:tblBorders/>
       </w:tblPr>
       <w:tcPr>
-        <w:shd w:color="ffffff"/>
+        <w:shd w:val="clear" w:color="ffffff"/>
         <w:tcBorders>
-          <w:top w:val="none"/>
-          <w:left w:val="none"/>
-          <w:bottom w:val="none"/>
+          <w:top w:val="none" w:color="000000" w:sz="4" w:space="0"/>
+          <w:left w:val="none" w:color="000000" w:sz="4" w:space="0"/>
+          <w:bottom w:val="none" w:color="000000" w:sz="4" w:space="0"/>
           <w:right w:val="single" w:color="000000" w:themeColor="accent6" w:themeTint="98" w:sz="4" w:space="0"/>
         </w:tcBorders>
       </w:tcPr>
@@ -27826,10 +27930,10 @@
       <w:tcPr>
         <w:shd w:val="clear" w:color="ffffff" w:themeColor="light1" w:fill="ffffff" w:themeFill="light1"/>
         <w:tcBorders>
-          <w:top w:val="none"/>
-          <w:left w:val="none"/>
+          <w:top w:val="none" w:color="000000" w:sz="4" w:space="0"/>
+          <w:left w:val="none" w:color="000000" w:sz="4" w:space="0"/>
           <w:bottom w:val="single" w:color="000000" w:themeColor="accent6" w:themeTint="98" w:sz="4" w:space="0"/>
-          <w:right w:val="none"/>
+          <w:right w:val="none" w:color="000000" w:sz="4" w:space="0"/>
         </w:tcBorders>
       </w:tcPr>
     </w:tblStylePr>
@@ -27849,12 +27953,12 @@
         <w:tblBorders/>
       </w:tblPr>
       <w:tcPr>
-        <w:shd w:color="ffffff"/>
+        <w:shd w:val="clear" w:color="ffffff"/>
         <w:tcBorders>
-          <w:top w:val="none"/>
+          <w:top w:val="none" w:color="000000" w:sz="4" w:space="0"/>
           <w:left w:val="single" w:color="000000" w:themeColor="accent6" w:themeTint="98" w:sz="4" w:space="0"/>
-          <w:bottom w:val="none"/>
-          <w:right w:val="none"/>
+          <w:bottom w:val="none" w:color="000000" w:sz="4" w:space="0"/>
+          <w:right w:val="none" w:color="000000" w:sz="4" w:space="0"/>
         </w:tcBorders>
       </w:tcPr>
     </w:tblStylePr>
@@ -27877,9 +27981,9 @@
         <w:shd w:val="clear" w:color="ffffff" w:themeColor="light1" w:fill="ffffff" w:themeFill="light1"/>
         <w:tcBorders>
           <w:top w:val="single" w:color="000000" w:themeColor="accent6" w:themeTint="98" w:sz="4" w:space="0"/>
-          <w:left w:val="none"/>
-          <w:bottom w:val="none"/>
-          <w:right w:val="none"/>
+          <w:left w:val="none" w:color="000000" w:sz="4" w:space="0"/>
+          <w:bottom w:val="none" w:color="000000" w:sz="4" w:space="0"/>
+          <w:right w:val="none" w:color="000000" w:sz="4" w:space="0"/>
         </w:tcBorders>
       </w:tcPr>
     </w:tblStylePr>
@@ -27954,9 +28058,9 @@
       </w:tcPr>
     </w:tblStylePr>
   </w:style>
-  <w:style w:type="table" w:styleId="117">
+  <w:style w:type="table" w:styleId="841">
     <w:name w:val="Lined - Accent"/>
-    <w:basedOn w:val="739"/>
+    <w:basedOn w:val="923"/>
     <w:uiPriority w:val="99"/>
     <w:pPr>
       <w:pBdr/>
@@ -28191,9 +28295,9 @@
       </w:tcPr>
     </w:tblStylePr>
   </w:style>
-  <w:style w:type="table" w:styleId="118">
+  <w:style w:type="table" w:styleId="842">
     <w:name w:val="Lined - Accent 1"/>
-    <w:basedOn w:val="739"/>
+    <w:basedOn w:val="923"/>
     <w:uiPriority w:val="99"/>
     <w:pPr>
       <w:pBdr/>
@@ -28428,9 +28532,9 @@
       </w:tcPr>
     </w:tblStylePr>
   </w:style>
-  <w:style w:type="table" w:styleId="119">
+  <w:style w:type="table" w:styleId="843">
     <w:name w:val="Lined - Accent 2"/>
-    <w:basedOn w:val="739"/>
+    <w:basedOn w:val="923"/>
     <w:uiPriority w:val="99"/>
     <w:pPr>
       <w:pBdr/>
@@ -28665,9 +28769,9 @@
       </w:tcPr>
     </w:tblStylePr>
   </w:style>
-  <w:style w:type="table" w:styleId="120">
+  <w:style w:type="table" w:styleId="844">
     <w:name w:val="Lined - Accent 3"/>
-    <w:basedOn w:val="739"/>
+    <w:basedOn w:val="923"/>
     <w:uiPriority w:val="99"/>
     <w:pPr>
       <w:pBdr/>
@@ -28902,9 +29006,9 @@
       </w:tcPr>
     </w:tblStylePr>
   </w:style>
-  <w:style w:type="table" w:styleId="121">
+  <w:style w:type="table" w:styleId="845">
     <w:name w:val="Lined - Accent 4"/>
-    <w:basedOn w:val="739"/>
+    <w:basedOn w:val="923"/>
     <w:uiPriority w:val="99"/>
     <w:pPr>
       <w:pBdr/>
@@ -29139,9 +29243,9 @@
       </w:tcPr>
     </w:tblStylePr>
   </w:style>
-  <w:style w:type="table" w:styleId="122">
+  <w:style w:type="table" w:styleId="846">
     <w:name w:val="Lined - Accent 5"/>
-    <w:basedOn w:val="739"/>
+    <w:basedOn w:val="923"/>
     <w:uiPriority w:val="99"/>
     <w:pPr>
       <w:pBdr/>
@@ -29376,9 +29480,9 @@
       </w:tcPr>
     </w:tblStylePr>
   </w:style>
-  <w:style w:type="table" w:styleId="123">
+  <w:style w:type="table" w:styleId="847">
     <w:name w:val="Lined - Accent 6"/>
-    <w:basedOn w:val="739"/>
+    <w:basedOn w:val="923"/>
     <w:uiPriority w:val="99"/>
     <w:pPr>
       <w:pBdr/>
@@ -29613,9 +29717,9 @@
       </w:tcPr>
     </w:tblStylePr>
   </w:style>
-  <w:style w:type="table" w:styleId="124">
+  <w:style w:type="table" w:styleId="848">
     <w:name w:val="Bordered &amp; Lined - Accent"/>
-    <w:basedOn w:val="739"/>
+    <w:basedOn w:val="923"/>
     <w:uiPriority w:val="99"/>
     <w:pPr>
       <w:pBdr/>
@@ -29857,9 +29961,9 @@
       </w:tcPr>
     </w:tblStylePr>
   </w:style>
-  <w:style w:type="table" w:styleId="125">
+  <w:style w:type="table" w:styleId="849">
     <w:name w:val="Bordered &amp; Lined - Accent 1"/>
-    <w:basedOn w:val="739"/>
+    <w:basedOn w:val="923"/>
     <w:uiPriority w:val="99"/>
     <w:pPr>
       <w:pBdr/>
@@ -30101,9 +30205,9 @@
       </w:tcPr>
     </w:tblStylePr>
   </w:style>
-  <w:style w:type="table" w:styleId="126">
+  <w:style w:type="table" w:styleId="850">
     <w:name w:val="Bordered &amp; Lined - Accent 2"/>
-    <w:basedOn w:val="739"/>
+    <w:basedOn w:val="923"/>
     <w:uiPriority w:val="99"/>
     <w:pPr>
       <w:pBdr/>
@@ -30345,9 +30449,9 @@
       </w:tcPr>
     </w:tblStylePr>
   </w:style>
-  <w:style w:type="table" w:styleId="127">
+  <w:style w:type="table" w:styleId="851">
     <w:name w:val="Bordered &amp; Lined - Accent 3"/>
-    <w:basedOn w:val="739"/>
+    <w:basedOn w:val="923"/>
     <w:uiPriority w:val="99"/>
     <w:pPr>
       <w:pBdr/>
@@ -30589,9 +30693,9 @@
       </w:tcPr>
     </w:tblStylePr>
   </w:style>
-  <w:style w:type="table" w:styleId="128">
+  <w:style w:type="table" w:styleId="852">
     <w:name w:val="Bordered &amp; Lined - Accent 4"/>
-    <w:basedOn w:val="739"/>
+    <w:basedOn w:val="923"/>
     <w:uiPriority w:val="99"/>
     <w:pPr>
       <w:pBdr/>
@@ -30833,9 +30937,9 @@
       </w:tcPr>
     </w:tblStylePr>
   </w:style>
-  <w:style w:type="table" w:styleId="129">
+  <w:style w:type="table" w:styleId="853">
     <w:name w:val="Bordered &amp; Lined - Accent 5"/>
-    <w:basedOn w:val="739"/>
+    <w:basedOn w:val="923"/>
     <w:uiPriority w:val="99"/>
     <w:pPr>
       <w:pBdr/>
@@ -31077,9 +31181,9 @@
       </w:tcPr>
     </w:tblStylePr>
   </w:style>
-  <w:style w:type="table" w:styleId="130">
+  <w:style w:type="table" w:styleId="854">
     <w:name w:val="Bordered &amp; Lined - Accent 6"/>
-    <w:basedOn w:val="739"/>
+    <w:basedOn w:val="923"/>
     <w:uiPriority w:val="99"/>
     <w:pPr>
       <w:pBdr/>
@@ -31321,9 +31425,9 @@
       </w:tcPr>
     </w:tblStylePr>
   </w:style>
-  <w:style w:type="table" w:styleId="131">
+  <w:style w:type="table" w:styleId="855">
     <w:name w:val="Bordered"/>
-    <w:basedOn w:val="739"/>
+    <w:basedOn w:val="923"/>
     <w:uiPriority w:val="99"/>
     <w:pPr>
       <w:pBdr/>
@@ -31552,9 +31656,9 @@
       </w:tcPr>
     </w:tblStylePr>
   </w:style>
-  <w:style w:type="table" w:styleId="132">
+  <w:style w:type="table" w:styleId="856">
     <w:name w:val="Bordered - Accent 1"/>
-    <w:basedOn w:val="739"/>
+    <w:basedOn w:val="923"/>
     <w:uiPriority w:val="99"/>
     <w:pPr>
       <w:pBdr/>
@@ -31783,9 +31887,9 @@
       </w:tcPr>
     </w:tblStylePr>
   </w:style>
-  <w:style w:type="table" w:styleId="133">
+  <w:style w:type="table" w:styleId="857">
     <w:name w:val="Bordered - Accent 2"/>
-    <w:basedOn w:val="739"/>
+    <w:basedOn w:val="923"/>
     <w:uiPriority w:val="99"/>
     <w:pPr>
       <w:pBdr/>
@@ -32014,9 +32118,9 @@
       </w:tcPr>
     </w:tblStylePr>
   </w:style>
-  <w:style w:type="table" w:styleId="134">
+  <w:style w:type="table" w:styleId="858">
     <w:name w:val="Bordered - Accent 3"/>
-    <w:basedOn w:val="739"/>
+    <w:basedOn w:val="923"/>
     <w:uiPriority w:val="99"/>
     <w:pPr>
       <w:pBdr/>
@@ -32245,9 +32349,9 @@
       </w:tcPr>
     </w:tblStylePr>
   </w:style>
-  <w:style w:type="table" w:styleId="135">
+  <w:style w:type="table" w:styleId="859">
     <w:name w:val="Bordered - Accent 4"/>
-    <w:basedOn w:val="739"/>
+    <w:basedOn w:val="923"/>
     <w:uiPriority w:val="99"/>
     <w:pPr>
       <w:pBdr/>
@@ -32476,9 +32580,9 @@
       </w:tcPr>
     </w:tblStylePr>
   </w:style>
-  <w:style w:type="table" w:styleId="136">
+  <w:style w:type="table" w:styleId="860">
     <w:name w:val="Bordered - Accent 5"/>
-    <w:basedOn w:val="739"/>
+    <w:basedOn w:val="923"/>
     <w:uiPriority w:val="99"/>
     <w:pPr>
       <w:pBdr/>
@@ -32707,9 +32811,9 @@
       </w:tcPr>
     </w:tblStylePr>
   </w:style>
-  <w:style w:type="table" w:styleId="137">
+  <w:style w:type="table" w:styleId="861">
     <w:name w:val="Bordered - Accent 6"/>
-    <w:basedOn w:val="739"/>
+    <w:basedOn w:val="923"/>
     <w:uiPriority w:val="99"/>
     <w:pPr>
       <w:pBdr/>
@@ -32938,11 +33042,11 @@
       </w:tcPr>
     </w:tblStylePr>
   </w:style>
-  <w:style w:type="paragraph" w:styleId="141">
+  <w:style w:type="paragraph" w:styleId="862">
     <w:name w:val="Heading 3"/>
-    <w:basedOn w:val="735"/>
-    <w:next w:val="735"/>
-    <w:link w:val="152"/>
+    <w:basedOn w:val="919"/>
+    <w:next w:val="919"/>
+    <w:link w:val="871"/>
     <w:uiPriority w:val="9"/>
     <w:unhideWhenUsed/>
     <w:qFormat/>
@@ -32961,11 +33065,11 @@
       <w:szCs w:val="28"/>
     </w:rPr>
   </w:style>
-  <w:style w:type="paragraph" w:styleId="142">
+  <w:style w:type="paragraph" w:styleId="863">
     <w:name w:val="Heading 4"/>
-    <w:basedOn w:val="735"/>
-    <w:next w:val="735"/>
-    <w:link w:val="153"/>
+    <w:basedOn w:val="919"/>
+    <w:next w:val="919"/>
+    <w:link w:val="872"/>
     <w:uiPriority w:val="9"/>
     <w:unhideWhenUsed/>
     <w:qFormat/>
@@ -32984,11 +33088,11 @@
       <w:color w:val="0f4761" w:themeColor="accent1" w:themeShade="BF"/>
     </w:rPr>
   </w:style>
-  <w:style w:type="paragraph" w:styleId="143">
+  <w:style w:type="paragraph" w:styleId="864">
     <w:name w:val="Heading 5"/>
-    <w:basedOn w:val="735"/>
-    <w:next w:val="735"/>
-    <w:link w:val="154"/>
+    <w:basedOn w:val="919"/>
+    <w:next w:val="919"/>
+    <w:link w:val="873"/>
     <w:uiPriority w:val="9"/>
     <w:unhideWhenUsed/>
     <w:qFormat/>
@@ -33005,11 +33109,11 @@
       <w:color w:val="0f4761" w:themeColor="accent1" w:themeShade="BF"/>
     </w:rPr>
   </w:style>
-  <w:style w:type="paragraph" w:styleId="144">
+  <w:style w:type="paragraph" w:styleId="865">
     <w:name w:val="Heading 6"/>
-    <w:basedOn w:val="735"/>
-    <w:next w:val="735"/>
-    <w:link w:val="155"/>
+    <w:basedOn w:val="919"/>
+    <w:next w:val="919"/>
+    <w:link w:val="874"/>
     <w:uiPriority w:val="9"/>
     <w:unhideWhenUsed/>
     <w:qFormat/>
@@ -33028,11 +33132,11 @@
       <w:color w:val="595959" w:themeColor="text1" w:themeTint="A6"/>
     </w:rPr>
   </w:style>
-  <w:style w:type="paragraph" w:styleId="145">
+  <w:style w:type="paragraph" w:styleId="866">
     <w:name w:val="Heading 7"/>
-    <w:basedOn w:val="735"/>
-    <w:next w:val="735"/>
-    <w:link w:val="156"/>
+    <w:basedOn w:val="919"/>
+    <w:next w:val="919"/>
+    <w:link w:val="875"/>
     <w:uiPriority w:val="9"/>
     <w:unhideWhenUsed/>
     <w:qFormat/>
@@ -33049,11 +33153,11 @@
       <w:color w:val="595959" w:themeColor="text1" w:themeTint="A6"/>
     </w:rPr>
   </w:style>
-  <w:style w:type="paragraph" w:styleId="146">
+  <w:style w:type="paragraph" w:styleId="867">
     <w:name w:val="Heading 8"/>
-    <w:basedOn w:val="735"/>
-    <w:next w:val="735"/>
-    <w:link w:val="157"/>
+    <w:basedOn w:val="919"/>
+    <w:next w:val="919"/>
+    <w:link w:val="876"/>
     <w:uiPriority w:val="9"/>
     <w:unhideWhenUsed/>
     <w:qFormat/>
@@ -33072,11 +33176,11 @@
       <w:color w:val="272727" w:themeColor="text1" w:themeTint="D8"/>
     </w:rPr>
   </w:style>
-  <w:style w:type="paragraph" w:styleId="147">
+  <w:style w:type="paragraph" w:styleId="868">
     <w:name w:val="Heading 9"/>
-    <w:basedOn w:val="735"/>
-    <w:next w:val="735"/>
-    <w:link w:val="158"/>
+    <w:basedOn w:val="919"/>
+    <w:next w:val="919"/>
+    <w:link w:val="877"/>
     <w:uiPriority w:val="9"/>
     <w:unhideWhenUsed/>
     <w:qFormat/>
@@ -33095,10 +33199,10 @@
       <w:color w:val="272727" w:themeColor="text1" w:themeTint="D8"/>
     </w:rPr>
   </w:style>
-  <w:style w:type="character" w:styleId="150">
+  <w:style w:type="character" w:styleId="869">
     <w:name w:val="Heading 1 Char"/>
-    <w:basedOn w:val="738"/>
-    <w:link w:val="736"/>
+    <w:basedOn w:val="922"/>
+    <w:link w:val="920"/>
     <w:uiPriority w:val="9"/>
     <w:pPr>
       <w:pBdr/>
@@ -33112,10 +33216,10 @@
       <w:szCs w:val="40"/>
     </w:rPr>
   </w:style>
-  <w:style w:type="character" w:styleId="151">
+  <w:style w:type="character" w:styleId="870">
     <w:name w:val="Heading 2 Char"/>
-    <w:basedOn w:val="738"/>
-    <w:link w:val="737"/>
+    <w:basedOn w:val="922"/>
+    <w:link w:val="921"/>
     <w:uiPriority w:val="9"/>
     <w:pPr>
       <w:pBdr/>
@@ -33129,10 +33233,10 @@
       <w:szCs w:val="32"/>
     </w:rPr>
   </w:style>
-  <w:style w:type="character" w:styleId="152">
+  <w:style w:type="character" w:styleId="871">
     <w:name w:val="Heading 3 Char"/>
-    <w:basedOn w:val="738"/>
-    <w:link w:val="141"/>
+    <w:basedOn w:val="922"/>
+    <w:link w:val="862"/>
     <w:uiPriority w:val="9"/>
     <w:pPr>
       <w:pBdr/>
@@ -33146,10 +33250,10 @@
       <w:szCs w:val="28"/>
     </w:rPr>
   </w:style>
-  <w:style w:type="character" w:styleId="153">
+  <w:style w:type="character" w:styleId="872">
     <w:name w:val="Heading 4 Char"/>
-    <w:basedOn w:val="738"/>
-    <w:link w:val="142"/>
+    <w:basedOn w:val="922"/>
+    <w:link w:val="863"/>
     <w:uiPriority w:val="9"/>
     <w:pPr>
       <w:pBdr/>
@@ -33163,10 +33267,10 @@
       <w:color w:val="0f4761" w:themeColor="accent1" w:themeShade="BF"/>
     </w:rPr>
   </w:style>
-  <w:style w:type="character" w:styleId="154">
+  <w:style w:type="character" w:styleId="873">
     <w:name w:val="Heading 5 Char"/>
-    <w:basedOn w:val="738"/>
-    <w:link w:val="143"/>
+    <w:basedOn w:val="922"/>
+    <w:link w:val="864"/>
     <w:uiPriority w:val="9"/>
     <w:pPr>
       <w:pBdr/>
@@ -33178,10 +33282,10 @@
       <w:color w:val="0f4761" w:themeColor="accent1" w:themeShade="BF"/>
     </w:rPr>
   </w:style>
-  <w:style w:type="character" w:styleId="155">
+  <w:style w:type="character" w:styleId="874">
     <w:name w:val="Heading 6 Char"/>
-    <w:basedOn w:val="738"/>
-    <w:link w:val="144"/>
+    <w:basedOn w:val="922"/>
+    <w:link w:val="865"/>
     <w:uiPriority w:val="9"/>
     <w:pPr>
       <w:pBdr/>
@@ -33195,10 +33299,10 @@
       <w:color w:val="595959" w:themeColor="text1" w:themeTint="A6"/>
     </w:rPr>
   </w:style>
-  <w:style w:type="character" w:styleId="156">
+  <w:style w:type="character" w:styleId="875">
     <w:name w:val="Heading 7 Char"/>
-    <w:basedOn w:val="738"/>
-    <w:link w:val="145"/>
+    <w:basedOn w:val="922"/>
+    <w:link w:val="866"/>
     <w:uiPriority w:val="9"/>
     <w:pPr>
       <w:pBdr/>
@@ -33210,10 +33314,10 @@
       <w:color w:val="595959" w:themeColor="text1" w:themeTint="A6"/>
     </w:rPr>
   </w:style>
-  <w:style w:type="character" w:styleId="157">
+  <w:style w:type="character" w:styleId="876">
     <w:name w:val="Heading 8 Char"/>
-    <w:basedOn w:val="738"/>
-    <w:link w:val="146"/>
+    <w:basedOn w:val="922"/>
+    <w:link w:val="867"/>
     <w:uiPriority w:val="9"/>
     <w:pPr>
       <w:pBdr/>
@@ -33227,10 +33331,10 @@
       <w:color w:val="272727" w:themeColor="text1" w:themeTint="D8"/>
     </w:rPr>
   </w:style>
-  <w:style w:type="character" w:styleId="158">
+  <w:style w:type="character" w:styleId="877">
     <w:name w:val="Heading 9 Char"/>
-    <w:basedOn w:val="738"/>
-    <w:link w:val="147"/>
+    <w:basedOn w:val="922"/>
+    <w:link w:val="868"/>
     <w:uiPriority w:val="9"/>
     <w:pPr>
       <w:pBdr/>
@@ -33244,11 +33348,11 @@
       <w:color w:val="272727" w:themeColor="text1" w:themeTint="D8"/>
     </w:rPr>
   </w:style>
-  <w:style w:type="paragraph" w:styleId="159">
+  <w:style w:type="paragraph" w:styleId="878">
     <w:name w:val="Title"/>
-    <w:basedOn w:val="735"/>
-    <w:next w:val="735"/>
-    <w:link w:val="160"/>
+    <w:basedOn w:val="919"/>
+    <w:next w:val="919"/>
+    <w:link w:val="879"/>
     <w:uiPriority w:val="10"/>
     <w:qFormat/>
     <w:pPr>
@@ -33264,10 +33368,10 @@
       <w:szCs w:val="56"/>
     </w:rPr>
   </w:style>
-  <w:style w:type="character" w:styleId="160">
+  <w:style w:type="character" w:styleId="879">
     <w:name w:val="Title Char"/>
-    <w:basedOn w:val="738"/>
-    <w:link w:val="159"/>
+    <w:basedOn w:val="922"/>
+    <w:link w:val="878"/>
     <w:uiPriority w:val="10"/>
     <w:pPr>
       <w:pBdr/>
@@ -33281,11 +33385,11 @@
       <w:szCs w:val="56"/>
     </w:rPr>
   </w:style>
-  <w:style w:type="paragraph" w:styleId="161">
+  <w:style w:type="paragraph" w:styleId="880">
     <w:name w:val="Subtitle"/>
-    <w:basedOn w:val="735"/>
-    <w:next w:val="735"/>
-    <w:link w:val="162"/>
+    <w:basedOn w:val="919"/>
+    <w:next w:val="919"/>
+    <w:link w:val="881"/>
     <w:uiPriority w:val="11"/>
     <w:qFormat/>
     <w:pPr>
@@ -33303,10 +33407,10 @@
       <w:szCs w:val="28"/>
     </w:rPr>
   </w:style>
-  <w:style w:type="character" w:styleId="162">
+  <w:style w:type="character" w:styleId="881">
     <w:name w:val="Subtitle Char"/>
-    <w:basedOn w:val="738"/>
-    <w:link w:val="161"/>
+    <w:basedOn w:val="922"/>
+    <w:link w:val="880"/>
     <w:uiPriority w:val="11"/>
     <w:pPr>
       <w:pBdr/>
@@ -33320,11 +33424,11 @@
       <w:szCs w:val="28"/>
     </w:rPr>
   </w:style>
-  <w:style w:type="paragraph" w:styleId="163">
+  <w:style w:type="paragraph" w:styleId="882">
     <w:name w:val="Quote"/>
-    <w:basedOn w:val="735"/>
-    <w:next w:val="735"/>
-    <w:link w:val="164"/>
+    <w:basedOn w:val="919"/>
+    <w:next w:val="919"/>
+    <w:link w:val="883"/>
     <w:uiPriority w:val="29"/>
     <w:qFormat/>
     <w:pPr>
@@ -33339,10 +33443,10 @@
       <w:color w:val="404040" w:themeColor="text1" w:themeTint="BF"/>
     </w:rPr>
   </w:style>
-  <w:style w:type="character" w:styleId="164">
+  <w:style w:type="character" w:styleId="883">
     <w:name w:val="Quote Char"/>
-    <w:basedOn w:val="738"/>
-    <w:link w:val="163"/>
+    <w:basedOn w:val="922"/>
+    <w:link w:val="882"/>
     <w:uiPriority w:val="29"/>
     <w:pPr>
       <w:pBdr/>
@@ -33355,9 +33459,9 @@
       <w:color w:val="404040" w:themeColor="text1" w:themeTint="BF"/>
     </w:rPr>
   </w:style>
-  <w:style w:type="character" w:styleId="166">
+  <w:style w:type="character" w:styleId="884">
     <w:name w:val="Intense Emphasis"/>
-    <w:basedOn w:val="738"/>
+    <w:basedOn w:val="922"/>
     <w:uiPriority w:val="21"/>
     <w:qFormat/>
     <w:pPr>
@@ -33371,11 +33475,11 @@
       <w:color w:val="0f4761" w:themeColor="accent1" w:themeShade="BF"/>
     </w:rPr>
   </w:style>
-  <w:style w:type="paragraph" w:styleId="167">
+  <w:style w:type="paragraph" w:styleId="885">
     <w:name w:val="Intense Quote"/>
-    <w:basedOn w:val="735"/>
-    <w:next w:val="735"/>
-    <w:link w:val="168"/>
+    <w:basedOn w:val="919"/>
+    <w:next w:val="919"/>
+    <w:link w:val="886"/>
     <w:uiPriority w:val="30"/>
     <w:qFormat/>
     <w:pPr>
@@ -33393,10 +33497,10 @@
       <w:color w:val="0f4761" w:themeColor="accent1" w:themeShade="BF"/>
     </w:rPr>
   </w:style>
-  <w:style w:type="character" w:styleId="168">
+  <w:style w:type="character" w:styleId="886">
     <w:name w:val="Intense Quote Char"/>
-    <w:basedOn w:val="738"/>
-    <w:link w:val="167"/>
+    <w:basedOn w:val="922"/>
+    <w:link w:val="885"/>
     <w:uiPriority w:val="30"/>
     <w:pPr>
       <w:pBdr/>
@@ -33409,9 +33513,9 @@
       <w:color w:val="0f4761" w:themeColor="accent1" w:themeShade="BF"/>
     </w:rPr>
   </w:style>
-  <w:style w:type="character" w:styleId="169">
+  <w:style w:type="character" w:styleId="887">
     <w:name w:val="Intense Reference"/>
-    <w:basedOn w:val="738"/>
+    <w:basedOn w:val="922"/>
     <w:uiPriority w:val="32"/>
     <w:qFormat/>
     <w:pPr>
@@ -33427,9 +33531,9 @@
       <w:spacing w:val="5"/>
     </w:rPr>
   </w:style>
-  <w:style w:type="paragraph" w:styleId="170">
+  <w:style w:type="paragraph" w:styleId="888">
     <w:name w:val="No Spacing"/>
-    <w:basedOn w:val="735"/>
+    <w:basedOn w:val="919"/>
     <w:uiPriority w:val="1"/>
     <w:qFormat/>
     <w:pPr>
@@ -33438,9 +33542,9 @@
       <w:ind/>
     </w:pPr>
   </w:style>
-  <w:style w:type="character" w:styleId="171">
+  <w:style w:type="character" w:styleId="889">
     <w:name w:val="Subtle Emphasis"/>
-    <w:basedOn w:val="738"/>
+    <w:basedOn w:val="922"/>
     <w:uiPriority w:val="19"/>
     <w:qFormat/>
     <w:pPr>
@@ -33454,9 +33558,9 @@
       <w:color w:val="404040" w:themeColor="text1" w:themeTint="BF"/>
     </w:rPr>
   </w:style>
-  <w:style w:type="character" w:styleId="172">
+  <w:style w:type="character" w:styleId="890">
     <w:name w:val="Emphasis"/>
-    <w:basedOn w:val="738"/>
+    <w:basedOn w:val="922"/>
     <w:uiPriority w:val="20"/>
     <w:qFormat/>
     <w:pPr>
@@ -33469,9 +33573,9 @@
       <w:iCs/>
     </w:rPr>
   </w:style>
-  <w:style w:type="character" w:styleId="173">
+  <w:style w:type="character" w:styleId="891">
     <w:name w:val="Strong"/>
-    <w:basedOn w:val="738"/>
+    <w:basedOn w:val="922"/>
     <w:uiPriority w:val="22"/>
     <w:qFormat/>
     <w:pPr>
@@ -33484,9 +33588,9 @@
       <w:bCs/>
     </w:rPr>
   </w:style>
-  <w:style w:type="character" w:styleId="174">
+  <w:style w:type="character" w:styleId="892">
     <w:name w:val="Subtle Reference"/>
-    <w:basedOn w:val="738"/>
+    <w:basedOn w:val="922"/>
     <w:uiPriority w:val="31"/>
     <w:qFormat/>
     <w:pPr>
@@ -33499,9 +33603,9 @@
       <w:color w:val="5a5a5a" w:themeColor="text1" w:themeTint="A5"/>
     </w:rPr>
   </w:style>
-  <w:style w:type="character" w:styleId="175">
+  <w:style w:type="character" w:styleId="893">
     <w:name w:val="Book Title"/>
-    <w:basedOn w:val="738"/>
+    <w:basedOn w:val="922"/>
     <w:uiPriority w:val="33"/>
     <w:qFormat/>
     <w:pPr>
@@ -33517,10 +33621,10 @@
       <w:spacing w:val="5"/>
     </w:rPr>
   </w:style>
-  <w:style w:type="paragraph" w:styleId="176">
+  <w:style w:type="paragraph" w:styleId="894">
     <w:name w:val="Header"/>
-    <w:basedOn w:val="735"/>
-    <w:link w:val="177"/>
+    <w:basedOn w:val="919"/>
+    <w:link w:val="895"/>
     <w:uiPriority w:val="99"/>
     <w:unhideWhenUsed/>
     <w:pPr>
@@ -33533,10 +33637,10 @@
       <w:ind/>
     </w:pPr>
   </w:style>
-  <w:style w:type="character" w:styleId="177">
+  <w:style w:type="character" w:styleId="895">
     <w:name w:val="Header Char"/>
-    <w:basedOn w:val="738"/>
-    <w:link w:val="176"/>
+    <w:basedOn w:val="922"/>
+    <w:link w:val="894"/>
     <w:uiPriority w:val="99"/>
     <w:pPr>
       <w:pBdr/>
@@ -33544,10 +33648,10 @@
       <w:ind/>
     </w:pPr>
   </w:style>
-  <w:style w:type="paragraph" w:styleId="178">
+  <w:style w:type="paragraph" w:styleId="896">
     <w:name w:val="Footer"/>
-    <w:basedOn w:val="735"/>
-    <w:link w:val="179"/>
+    <w:basedOn w:val="919"/>
+    <w:link w:val="897"/>
     <w:uiPriority w:val="99"/>
     <w:unhideWhenUsed/>
     <w:pPr>
@@ -33560,10 +33664,10 @@
       <w:ind/>
     </w:pPr>
   </w:style>
-  <w:style w:type="character" w:styleId="179">
+  <w:style w:type="character" w:styleId="897">
     <w:name w:val="Footer Char"/>
-    <w:basedOn w:val="738"/>
-    <w:link w:val="178"/>
+    <w:basedOn w:val="922"/>
+    <w:link w:val="896"/>
     <w:uiPriority w:val="99"/>
     <w:pPr>
       <w:pBdr/>
@@ -33571,10 +33675,10 @@
       <w:ind/>
     </w:pPr>
   </w:style>
-  <w:style w:type="paragraph" w:styleId="180">
+  <w:style w:type="paragraph" w:styleId="898">
     <w:name w:val="Caption"/>
-    <w:basedOn w:val="735"/>
-    <w:next w:val="735"/>
+    <w:basedOn w:val="919"/>
+    <w:next w:val="919"/>
     <w:uiPriority w:val="35"/>
     <w:unhideWhenUsed/>
     <w:qFormat/>
@@ -33591,10 +33695,10 @@
       <w:szCs w:val="18"/>
     </w:rPr>
   </w:style>
-  <w:style w:type="paragraph" w:styleId="181">
+  <w:style w:type="paragraph" w:styleId="899">
     <w:name w:val="footnote text"/>
-    <w:basedOn w:val="735"/>
-    <w:link w:val="182"/>
+    <w:basedOn w:val="919"/>
+    <w:link w:val="900"/>
     <w:uiPriority w:val="99"/>
     <w:semiHidden/>
     <w:unhideWhenUsed/>
@@ -33608,10 +33712,10 @@
       <w:szCs w:val="20"/>
     </w:rPr>
   </w:style>
-  <w:style w:type="character" w:styleId="182">
+  <w:style w:type="character" w:styleId="900">
     <w:name w:val="Footnote Text Char"/>
-    <w:basedOn w:val="738"/>
-    <w:link w:val="181"/>
+    <w:basedOn w:val="922"/>
+    <w:link w:val="899"/>
     <w:uiPriority w:val="99"/>
     <w:semiHidden/>
     <w:pPr>
@@ -33624,9 +33728,9 @@
       <w:szCs w:val="20"/>
     </w:rPr>
   </w:style>
-  <w:style w:type="character" w:styleId="183">
+  <w:style w:type="character" w:styleId="901">
     <w:name w:val="footnote reference"/>
-    <w:basedOn w:val="738"/>
+    <w:basedOn w:val="922"/>
     <w:uiPriority w:val="99"/>
     <w:semiHidden/>
     <w:unhideWhenUsed/>
@@ -33639,10 +33743,10 @@
       <w:vertAlign w:val="superscript"/>
     </w:rPr>
   </w:style>
-  <w:style w:type="paragraph" w:styleId="184">
+  <w:style w:type="paragraph" w:styleId="902">
     <w:name w:val="endnote text"/>
-    <w:basedOn w:val="735"/>
-    <w:link w:val="185"/>
+    <w:basedOn w:val="919"/>
+    <w:link w:val="903"/>
     <w:uiPriority w:val="99"/>
     <w:semiHidden/>
     <w:unhideWhenUsed/>
@@ -33656,10 +33760,10 @@
       <w:szCs w:val="20"/>
     </w:rPr>
   </w:style>
-  <w:style w:type="character" w:styleId="185">
+  <w:style w:type="character" w:styleId="903">
     <w:name w:val="Endnote Text Char"/>
-    <w:basedOn w:val="738"/>
-    <w:link w:val="184"/>
+    <w:basedOn w:val="922"/>
+    <w:link w:val="902"/>
     <w:uiPriority w:val="99"/>
     <w:semiHidden/>
     <w:pPr>
@@ -33672,9 +33776,9 @@
       <w:szCs w:val="20"/>
     </w:rPr>
   </w:style>
-  <w:style w:type="character" w:styleId="186">
+  <w:style w:type="character" w:styleId="904">
     <w:name w:val="endnote reference"/>
-    <w:basedOn w:val="738"/>
+    <w:basedOn w:val="922"/>
     <w:uiPriority w:val="99"/>
     <w:semiHidden/>
     <w:unhideWhenUsed/>
@@ -33687,9 +33791,9 @@
       <w:vertAlign w:val="superscript"/>
     </w:rPr>
   </w:style>
-  <w:style w:type="character" w:styleId="187">
+  <w:style w:type="character" w:styleId="905">
     <w:name w:val="Hyperlink"/>
-    <w:basedOn w:val="738"/>
+    <w:basedOn w:val="922"/>
     <w:uiPriority w:val="99"/>
     <w:unhideWhenUsed/>
     <w:pPr>
@@ -33702,9 +33806,9 @@
       <w:u w:val="single"/>
     </w:rPr>
   </w:style>
-  <w:style w:type="character" w:styleId="188">
+  <w:style w:type="character" w:styleId="906">
     <w:name w:val="FollowedHyperlink"/>
-    <w:basedOn w:val="738"/>
+    <w:basedOn w:val="922"/>
     <w:uiPriority w:val="99"/>
     <w:semiHidden/>
     <w:unhideWhenUsed/>
@@ -33718,10 +33822,10 @@
       <w:u w:val="single"/>
     </w:rPr>
   </w:style>
-  <w:style w:type="paragraph" w:styleId="189">
+  <w:style w:type="paragraph" w:styleId="907">
     <w:name w:val="toc 1"/>
-    <w:basedOn w:val="735"/>
-    <w:next w:val="735"/>
+    <w:basedOn w:val="919"/>
+    <w:next w:val="919"/>
     <w:uiPriority w:val="39"/>
     <w:unhideWhenUsed/>
     <w:pPr>
@@ -33730,10 +33834,10 @@
       <w:ind/>
     </w:pPr>
   </w:style>
-  <w:style w:type="paragraph" w:styleId="190">
+  <w:style w:type="paragraph" w:styleId="908">
     <w:name w:val="toc 2"/>
-    <w:basedOn w:val="735"/>
-    <w:next w:val="735"/>
+    <w:basedOn w:val="919"/>
+    <w:next w:val="919"/>
     <w:uiPriority w:val="39"/>
     <w:unhideWhenUsed/>
     <w:pPr>
@@ -33742,10 +33846,10 @@
       <w:ind w:left="220"/>
     </w:pPr>
   </w:style>
-  <w:style w:type="paragraph" w:styleId="191">
+  <w:style w:type="paragraph" w:styleId="909">
     <w:name w:val="toc 3"/>
-    <w:basedOn w:val="735"/>
-    <w:next w:val="735"/>
+    <w:basedOn w:val="919"/>
+    <w:next w:val="919"/>
     <w:uiPriority w:val="39"/>
     <w:unhideWhenUsed/>
     <w:pPr>
@@ -33754,10 +33858,10 @@
       <w:ind w:left="440"/>
     </w:pPr>
   </w:style>
-  <w:style w:type="paragraph" w:styleId="192">
+  <w:style w:type="paragraph" w:styleId="910">
     <w:name w:val="toc 4"/>
-    <w:basedOn w:val="735"/>
-    <w:next w:val="735"/>
+    <w:basedOn w:val="919"/>
+    <w:next w:val="919"/>
     <w:uiPriority w:val="39"/>
     <w:unhideWhenUsed/>
     <w:pPr>
@@ -33766,10 +33870,10 @@
       <w:ind w:left="660"/>
     </w:pPr>
   </w:style>
-  <w:style w:type="paragraph" w:styleId="193">
+  <w:style w:type="paragraph" w:styleId="911">
     <w:name w:val="toc 5"/>
-    <w:basedOn w:val="735"/>
-    <w:next w:val="735"/>
+    <w:basedOn w:val="919"/>
+    <w:next w:val="919"/>
     <w:uiPriority w:val="39"/>
     <w:unhideWhenUsed/>
     <w:pPr>
@@ -33778,10 +33882,10 @@
       <w:ind w:left="880"/>
     </w:pPr>
   </w:style>
-  <w:style w:type="paragraph" w:styleId="194">
+  <w:style w:type="paragraph" w:styleId="912">
     <w:name w:val="toc 6"/>
-    <w:basedOn w:val="735"/>
-    <w:next w:val="735"/>
+    <w:basedOn w:val="919"/>
+    <w:next w:val="919"/>
     <w:uiPriority w:val="39"/>
     <w:unhideWhenUsed/>
     <w:pPr>
@@ -33790,10 +33894,10 @@
       <w:ind w:left="1100"/>
     </w:pPr>
   </w:style>
-  <w:style w:type="paragraph" w:styleId="195">
+  <w:style w:type="paragraph" w:styleId="913">
     <w:name w:val="toc 7"/>
-    <w:basedOn w:val="735"/>
-    <w:next w:val="735"/>
+    <w:basedOn w:val="919"/>
+    <w:next w:val="919"/>
     <w:uiPriority w:val="39"/>
     <w:unhideWhenUsed/>
     <w:pPr>
@@ -33802,10 +33906,10 @@
       <w:ind w:left="1320"/>
     </w:pPr>
   </w:style>
-  <w:style w:type="paragraph" w:styleId="196">
+  <w:style w:type="paragraph" w:styleId="914">
     <w:name w:val="toc 8"/>
-    <w:basedOn w:val="735"/>
-    <w:next w:val="735"/>
+    <w:basedOn w:val="919"/>
+    <w:next w:val="919"/>
     <w:uiPriority w:val="39"/>
     <w:unhideWhenUsed/>
     <w:pPr>
@@ -33814,10 +33918,10 @@
       <w:ind w:left="1540"/>
     </w:pPr>
   </w:style>
-  <w:style w:type="paragraph" w:styleId="197">
+  <w:style w:type="paragraph" w:styleId="915">
     <w:name w:val="toc 9"/>
-    <w:basedOn w:val="735"/>
-    <w:next w:val="735"/>
+    <w:basedOn w:val="919"/>
+    <w:next w:val="919"/>
     <w:uiPriority w:val="39"/>
     <w:unhideWhenUsed/>
     <w:pPr>
@@ -33826,9 +33930,9 @@
       <w:ind w:left="1760"/>
     </w:pPr>
   </w:style>
-  <w:style w:type="character" w:styleId="198">
+  <w:style w:type="character" w:styleId="916">
     <w:name w:val="Placeholder Text"/>
-    <w:basedOn w:val="738"/>
+    <w:basedOn w:val="922"/>
     <w:uiPriority w:val="99"/>
     <w:semiHidden/>
     <w:pPr>
@@ -33840,7 +33944,7 @@
       <w:color w:val="666666"/>
     </w:rPr>
   </w:style>
-  <w:style w:type="paragraph" w:styleId="208">
+  <w:style w:type="paragraph" w:styleId="917">
     <w:name w:val="TOC Heading"/>
     <w:uiPriority w:val="39"/>
     <w:unhideWhenUsed/>
@@ -33850,10 +33954,10 @@
       <w:ind/>
     </w:pPr>
   </w:style>
-  <w:style w:type="paragraph" w:styleId="209">
+  <w:style w:type="paragraph" w:styleId="918">
     <w:name w:val="table of figures"/>
-    <w:basedOn w:val="735"/>
-    <w:next w:val="735"/>
+    <w:basedOn w:val="919"/>
+    <w:next w:val="919"/>
     <w:uiPriority w:val="99"/>
     <w:unhideWhenUsed/>
     <w:pPr>
@@ -33862,7 +33966,7 @@
       <w:ind/>
     </w:pPr>
   </w:style>
-  <w:style w:type="paragraph" w:styleId="735" w:default="1">
+  <w:style w:type="paragraph" w:styleId="919" w:default="1">
     <w:name w:val="Normal"/>
     <w:qFormat/>
     <w:pPr>
@@ -33874,9 +33978,9 @@
       <w:rFonts w:ascii="Arial" w:hAnsi="Arial" w:eastAsia="Arial" w:cs="Arial"/>
     </w:rPr>
   </w:style>
-  <w:style w:type="paragraph" w:styleId="736">
+  <w:style w:type="paragraph" w:styleId="920">
     <w:name w:val="Heading 1"/>
-    <w:basedOn w:val="735"/>
+    <w:basedOn w:val="919"/>
     <w:uiPriority w:val="9"/>
     <w:qFormat/>
     <w:pPr>
@@ -33893,9 +33997,9 @@
       <w:szCs w:val="28"/>
     </w:rPr>
   </w:style>
-  <w:style w:type="paragraph" w:styleId="737">
+  <w:style w:type="paragraph" w:styleId="921">
     <w:name w:val="Heading 2"/>
-    <w:basedOn w:val="735"/>
+    <w:basedOn w:val="919"/>
     <w:uiPriority w:val="9"/>
     <w:unhideWhenUsed/>
     <w:qFormat/>
@@ -33910,7 +34014,7 @@
       <w:bCs/>
     </w:rPr>
   </w:style>
-  <w:style w:type="character" w:styleId="738" w:default="1">
+  <w:style w:type="character" w:styleId="922" w:default="1">
     <w:name w:val="Default Paragraph Font"/>
     <w:uiPriority w:val="1"/>
     <w:unhideWhenUsed/>
@@ -33920,7 +34024,7 @@
       <w:ind/>
     </w:pPr>
   </w:style>
-  <w:style w:type="table" w:styleId="739" w:default="1">
+  <w:style w:type="table" w:styleId="923" w:default="1">
     <w:name w:val="Normal Table"/>
     <w:uiPriority w:val="99"/>
     <w:semiHidden/>
@@ -34113,7 +34217,7 @@
       </w:tcPr>
     </w:tblStylePr>
   </w:style>
-  <w:style w:type="numbering" w:styleId="740" w:default="1">
+  <w:style w:type="numbering" w:styleId="924" w:default="1">
     <w:name w:val="No List"/>
     <w:uiPriority w:val="99"/>
     <w:semiHidden/>
@@ -34124,9 +34228,9 @@
       <w:ind/>
     </w:pPr>
   </w:style>
-  <w:style w:type="paragraph" w:styleId="741">
+  <w:style w:type="paragraph" w:styleId="925">
     <w:name w:val="Body Text"/>
-    <w:basedOn w:val="735"/>
+    <w:basedOn w:val="919"/>
     <w:uiPriority w:val="1"/>
     <w:qFormat/>
     <w:pPr>
@@ -34135,9 +34239,9 @@
       <w:ind/>
     </w:pPr>
   </w:style>
-  <w:style w:type="paragraph" w:styleId="742">
+  <w:style w:type="paragraph" w:styleId="926">
     <w:name w:val="List Paragraph"/>
-    <w:basedOn w:val="735"/>
+    <w:basedOn w:val="919"/>
     <w:uiPriority w:val="1"/>
     <w:qFormat/>
     <w:pPr>
@@ -34146,9 +34250,9 @@
       <w:ind w:right="207" w:hanging="360" w:left="720"/>
     </w:pPr>
   </w:style>
-  <w:style w:type="paragraph" w:styleId="743" w:customStyle="1">
+  <w:style w:type="paragraph" w:styleId="927" w:customStyle="1">
     <w:name w:val="Table Paragraph"/>
-    <w:basedOn w:val="735"/>
+    <w:basedOn w:val="919"/>
     <w:uiPriority w:val="1"/>
     <w:qFormat/>
     <w:pPr>
@@ -34157,9 +34261,9 @@
       <w:ind w:left="174"/>
     </w:pPr>
   </w:style>
-  <w:style w:type="table" w:styleId="744">
+  <w:style w:type="table" w:styleId="928">
     <w:name w:val="Table Grid"/>
-    <w:basedOn w:val="739"/>
+    <w:basedOn w:val="923"/>
     <w:uiPriority w:val="39"/>
     <w:pPr>
       <w:pBdr/>
